--- a/Anexos/Pantalla LCD .docx
+++ b/Anexos/Pantalla LCD .docx
@@ -296,10 +296,2936 @@
         <w:jc w:val="left"/>
       </w:pPr>
     </w:p>
+    <w:p/>
     <w:p>
-      <w:bookmarkStart w:id="0" w:name="_GoBack"/>
-      <w:bookmarkEnd w:id="0"/>
+      <w:pPr>
+        <w:pStyle w:val="4"/>
+        <w:keepNext w:val="0"/>
+        <w:keepLines w:val="0"/>
+        <w:widowControl/>
+        <w:suppressLineNumbers w:val="0"/>
+        <w:bidi w:val="0"/>
+        <w:spacing w:before="0" w:beforeAutospacing="0" w:after="0" w:afterAutospacing="0" w:line="30" w:lineRule="atLeast"/>
+        <w:jc w:val="both"/>
+      </w:pPr>
+      <w:r>
+        <w:rPr>
+          <w:rFonts w:hint="default" w:ascii="Times New Roman" w:hAnsi="Times New Roman" w:cs="Times New Roman"/>
+          <w:i w:val="0"/>
+          <w:iCs w:val="0"/>
+          <w:color w:val="000000"/>
+          <w:sz w:val="24"/>
+          <w:szCs w:val="24"/>
+          <w:u w:val="none"/>
+          <w:vertAlign w:val="baseline"/>
+        </w:rPr>
+        <w:t>Para este prototipo se usó una pantalla LCD de 20x4 la cual se puede conectar de dos maneras dependiendo de la aplicación. </w:t>
+      </w:r>
     </w:p>
+    <w:p>
+      <w:pPr>
+        <w:keepNext w:val="0"/>
+        <w:keepLines w:val="0"/>
+        <w:widowControl/>
+        <w:suppressLineNumbers w:val="0"/>
+        <w:jc w:val="left"/>
+      </w:pPr>
+    </w:p>
+    <w:p>
+      <w:pPr>
+        <w:pStyle w:val="4"/>
+        <w:keepNext w:val="0"/>
+        <w:keepLines w:val="0"/>
+        <w:widowControl/>
+        <w:suppressLineNumbers w:val="0"/>
+        <w:bidi w:val="0"/>
+        <w:spacing w:before="0" w:beforeAutospacing="0" w:after="200" w:afterAutospacing="0" w:line="15" w:lineRule="atLeast"/>
+      </w:pPr>
+      <w:r>
+        <w:rPr>
+          <w:rFonts w:hint="default" w:ascii="Times New Roman" w:hAnsi="Times New Roman" w:cs="Times New Roman"/>
+          <w:b/>
+          <w:bCs/>
+          <w:i w:val="0"/>
+          <w:iCs w:val="0"/>
+          <w:color w:val="000000"/>
+          <w:sz w:val="24"/>
+          <w:szCs w:val="24"/>
+          <w:u w:val="none"/>
+          <w:vertAlign w:val="baseline"/>
+        </w:rPr>
+        <w:t>Figura 24</w:t>
+      </w:r>
+      <w:r>
+        <w:rPr>
+          <w:rFonts w:hint="default" w:ascii="Times New Roman" w:hAnsi="Times New Roman" w:cs="Times New Roman"/>
+          <w:i/>
+          <w:iCs/>
+          <w:color w:val="000000"/>
+          <w:sz w:val="24"/>
+          <w:szCs w:val="24"/>
+          <w:u w:val="none"/>
+          <w:vertAlign w:val="baseline"/>
+        </w:rPr>
+        <w:t xml:space="preserve">. Pines de conexión de </w:t>
+      </w:r>
+      <w:r>
+        <w:rPr>
+          <w:rFonts w:hint="default" w:ascii="Times New Roman" w:hAnsi="Times New Roman" w:cs="Times New Roman"/>
+          <w:i/>
+          <w:iCs/>
+          <w:color w:val="000000"/>
+          <w:sz w:val="24"/>
+          <w:szCs w:val="24"/>
+          <w:u w:val="none"/>
+          <w:shd w:val="clear" w:fill="FFFF00"/>
+          <w:vertAlign w:val="baseline"/>
+        </w:rPr>
+        <w:t>módulo I2C y LCD</w:t>
+      </w:r>
+    </w:p>
+    <w:p>
+      <w:pPr>
+        <w:keepNext w:val="0"/>
+        <w:keepLines w:val="0"/>
+        <w:widowControl/>
+        <w:suppressLineNumbers w:val="0"/>
+        <w:jc w:val="left"/>
+      </w:pPr>
+    </w:p>
+    <w:tbl>
+      <w:tblPr>
+        <w:tblW w:w="0" w:type="auto"/>
+        <w:tblInd w:w="0" w:type="dxa"/>
+        <w:tblBorders>
+          <w:top w:val="none" w:color="auto" w:sz="0" w:space="0"/>
+          <w:left w:val="none" w:color="auto" w:sz="0" w:space="0"/>
+          <w:bottom w:val="none" w:color="auto" w:sz="0" w:space="0"/>
+          <w:right w:val="none" w:color="auto" w:sz="0" w:space="0"/>
+          <w:insideH w:val="none" w:color="auto" w:sz="0" w:space="0"/>
+          <w:insideV w:val="none" w:color="auto" w:sz="0" w:space="0"/>
+        </w:tblBorders>
+        <w:shd w:val="clear"/>
+        <w:tblLayout w:type="autofit"/>
+        <w:tblCellMar>
+          <w:top w:w="15" w:type="dxa"/>
+          <w:left w:w="15" w:type="dxa"/>
+          <w:bottom w:w="15" w:type="dxa"/>
+          <w:right w:w="15" w:type="dxa"/>
+        </w:tblCellMar>
+      </w:tblPr>
+      <w:tblGrid>
+        <w:gridCol w:w="4212"/>
+        <w:gridCol w:w="4294"/>
+      </w:tblGrid>
+      <w:tr>
+        <w:tblPrEx>
+          <w:tblBorders>
+            <w:top w:val="none" w:color="auto" w:sz="0" w:space="0"/>
+            <w:left w:val="none" w:color="auto" w:sz="0" w:space="0"/>
+            <w:bottom w:val="none" w:color="auto" w:sz="0" w:space="0"/>
+            <w:right w:val="none" w:color="auto" w:sz="0" w:space="0"/>
+            <w:insideH w:val="none" w:color="auto" w:sz="0" w:space="0"/>
+            <w:insideV w:val="none" w:color="auto" w:sz="0" w:space="0"/>
+          </w:tblBorders>
+          <w:shd w:val="clear"/>
+        </w:tblPrEx>
+        <w:trPr>
+          <w:trHeight w:val="0" w:hRule="atLeast"/>
+        </w:trPr>
+        <w:tc>
+          <w:tcPr>
+            <w:tcW w:w="0" w:type="auto"/>
+            <w:tcBorders>
+              <w:top w:val="single" w:color="000000" w:sz="8" w:space="0"/>
+              <w:left w:val="single" w:color="000000" w:sz="8" w:space="0"/>
+              <w:bottom w:val="single" w:color="000000" w:sz="8" w:space="0"/>
+              <w:right w:val="single" w:color="000000" w:sz="8" w:space="0"/>
+            </w:tcBorders>
+            <w:shd w:val="clear"/>
+            <w:tcMar>
+              <w:top w:w="100" w:type="dxa"/>
+              <w:left w:w="100" w:type="dxa"/>
+              <w:bottom w:w="100" w:type="dxa"/>
+              <w:right w:w="100" w:type="dxa"/>
+            </w:tcMar>
+            <w:vAlign w:val="top"/>
+          </w:tcPr>
+          <w:p>
+            <w:pPr>
+              <w:pStyle w:val="4"/>
+              <w:keepNext w:val="0"/>
+              <w:keepLines w:val="0"/>
+              <w:widowControl/>
+              <w:suppressLineNumbers w:val="0"/>
+              <w:bidi w:val="0"/>
+              <w:spacing w:before="0" w:beforeAutospacing="0" w:after="0" w:afterAutospacing="0" w:line="15" w:lineRule="atLeast"/>
+            </w:pPr>
+            <w:r>
+              <w:rPr>
+                <w:rFonts w:hint="default" w:ascii="Times New Roman" w:hAnsi="Times New Roman" w:cs="Times New Roman"/>
+                <w:b/>
+                <w:bCs/>
+                <w:i w:val="0"/>
+                <w:iCs w:val="0"/>
+                <w:color w:val="000000"/>
+                <w:sz w:val="20"/>
+                <w:szCs w:val="20"/>
+                <w:u w:val="none"/>
+                <w:bdr w:val="none" w:color="auto" w:sz="0" w:space="0"/>
+                <w:vertAlign w:val="baseline"/>
+              </w:rPr>
+              <w:t>Directa</w:t>
+            </w:r>
+          </w:p>
+        </w:tc>
+        <w:tc>
+          <w:tcPr>
+            <w:tcW w:w="0" w:type="auto"/>
+            <w:tcBorders>
+              <w:top w:val="single" w:color="000000" w:sz="8" w:space="0"/>
+              <w:left w:val="single" w:color="000000" w:sz="8" w:space="0"/>
+              <w:bottom w:val="single" w:color="000000" w:sz="8" w:space="0"/>
+              <w:right w:val="single" w:color="000000" w:sz="8" w:space="0"/>
+            </w:tcBorders>
+            <w:shd w:val="clear"/>
+            <w:tcMar>
+              <w:top w:w="100" w:type="dxa"/>
+              <w:left w:w="100" w:type="dxa"/>
+              <w:bottom w:w="100" w:type="dxa"/>
+              <w:right w:w="100" w:type="dxa"/>
+            </w:tcMar>
+            <w:vAlign w:val="top"/>
+          </w:tcPr>
+          <w:p>
+            <w:pPr>
+              <w:pStyle w:val="4"/>
+              <w:keepNext w:val="0"/>
+              <w:keepLines w:val="0"/>
+              <w:widowControl/>
+              <w:suppressLineNumbers w:val="0"/>
+              <w:bidi w:val="0"/>
+              <w:spacing w:before="0" w:beforeAutospacing="0" w:after="0" w:afterAutospacing="0" w:line="15" w:lineRule="atLeast"/>
+            </w:pPr>
+            <w:r>
+              <w:rPr>
+                <w:rFonts w:hint="default" w:ascii="Times New Roman" w:hAnsi="Times New Roman" w:cs="Times New Roman"/>
+                <w:b/>
+                <w:bCs/>
+                <w:i w:val="0"/>
+                <w:iCs w:val="0"/>
+                <w:color w:val="000000"/>
+                <w:sz w:val="20"/>
+                <w:szCs w:val="20"/>
+                <w:u w:val="none"/>
+                <w:bdr w:val="none" w:color="auto" w:sz="0" w:space="0"/>
+                <w:vertAlign w:val="baseline"/>
+              </w:rPr>
+              <w:t>Con módulo I2C</w:t>
+            </w:r>
+          </w:p>
+        </w:tc>
+      </w:tr>
+      <w:tr>
+        <w:tblPrEx>
+          <w:tblBorders>
+            <w:top w:val="none" w:color="auto" w:sz="0" w:space="0"/>
+            <w:left w:val="none" w:color="auto" w:sz="0" w:space="0"/>
+            <w:bottom w:val="none" w:color="auto" w:sz="0" w:space="0"/>
+            <w:right w:val="none" w:color="auto" w:sz="0" w:space="0"/>
+            <w:insideH w:val="none" w:color="auto" w:sz="0" w:space="0"/>
+            <w:insideV w:val="none" w:color="auto" w:sz="0" w:space="0"/>
+          </w:tblBorders>
+          <w:shd w:val="clear"/>
+          <w:tblCellMar>
+            <w:top w:w="15" w:type="dxa"/>
+            <w:left w:w="15" w:type="dxa"/>
+            <w:bottom w:w="15" w:type="dxa"/>
+            <w:right w:w="15" w:type="dxa"/>
+          </w:tblCellMar>
+        </w:tblPrEx>
+        <w:trPr>
+          <w:trHeight w:val="0" w:hRule="atLeast"/>
+        </w:trPr>
+        <w:tc>
+          <w:tcPr>
+            <w:tcW w:w="0" w:type="auto"/>
+            <w:tcBorders>
+              <w:top w:val="single" w:color="000000" w:sz="8" w:space="0"/>
+              <w:left w:val="single" w:color="000000" w:sz="8" w:space="0"/>
+              <w:bottom w:val="single" w:color="000000" w:sz="8" w:space="0"/>
+              <w:right w:val="single" w:color="000000" w:sz="8" w:space="0"/>
+            </w:tcBorders>
+            <w:shd w:val="clear"/>
+            <w:tcMar>
+              <w:top w:w="100" w:type="dxa"/>
+              <w:left w:w="100" w:type="dxa"/>
+              <w:bottom w:w="100" w:type="dxa"/>
+              <w:right w:w="100" w:type="dxa"/>
+            </w:tcMar>
+            <w:vAlign w:val="top"/>
+          </w:tcPr>
+          <w:p>
+            <w:pPr>
+              <w:pStyle w:val="4"/>
+              <w:keepNext w:val="0"/>
+              <w:keepLines w:val="0"/>
+              <w:widowControl/>
+              <w:suppressLineNumbers w:val="0"/>
+              <w:bidi w:val="0"/>
+              <w:spacing w:before="0" w:beforeAutospacing="0" w:after="0" w:afterAutospacing="0" w:line="15" w:lineRule="atLeast"/>
+              <w:jc w:val="center"/>
+            </w:pPr>
+            <w:r>
+              <w:rPr>
+                <w:rFonts w:hint="default" w:ascii="Times New Roman" w:hAnsi="Times New Roman" w:cs="Times New Roman"/>
+                <w:i w:val="0"/>
+                <w:iCs w:val="0"/>
+                <w:color w:val="000000"/>
+                <w:sz w:val="20"/>
+                <w:szCs w:val="20"/>
+                <w:u w:val="none"/>
+                <w:bdr w:val="none" w:color="auto" w:sz="0" w:space="0"/>
+                <w:vertAlign w:val="baseline"/>
+              </w:rPr>
+              <w:drawing>
+                <wp:inline distT="0" distB="0" distL="114300" distR="114300">
+                  <wp:extent cx="2495550" cy="2181225"/>
+                  <wp:effectExtent l="0" t="0" r="0" b="9525"/>
+                  <wp:docPr id="2" name="Imagen 2" descr="IMG_256"/>
+                  <wp:cNvGraphicFramePr>
+                    <a:graphicFrameLocks xmlns:a="http://schemas.openxmlformats.org/drawingml/2006/main" noChangeAspect="1"/>
+                  </wp:cNvGraphicFramePr>
+                  <a:graphic xmlns:a="http://schemas.openxmlformats.org/drawingml/2006/main">
+                    <a:graphicData uri="http://schemas.openxmlformats.org/drawingml/2006/picture">
+                      <pic:pic xmlns:pic="http://schemas.openxmlformats.org/drawingml/2006/picture">
+                        <pic:nvPicPr>
+                          <pic:cNvPr id="2" name="Imagen 2" descr="IMG_256"/>
+                          <pic:cNvPicPr>
+                            <a:picLocks noChangeAspect="1"/>
+                          </pic:cNvPicPr>
+                        </pic:nvPicPr>
+                        <pic:blipFill>
+                          <a:blip r:embed="rId5"/>
+                          <a:stretch>
+                            <a:fillRect/>
+                          </a:stretch>
+                        </pic:blipFill>
+                        <pic:spPr>
+                          <a:xfrm>
+                            <a:off x="0" y="0"/>
+                            <a:ext cx="2495550" cy="2181225"/>
+                          </a:xfrm>
+                          <a:prstGeom prst="rect">
+                            <a:avLst/>
+                          </a:prstGeom>
+                          <a:noFill/>
+                          <a:ln w="9525">
+                            <a:noFill/>
+                          </a:ln>
+                        </pic:spPr>
+                      </pic:pic>
+                    </a:graphicData>
+                  </a:graphic>
+                </wp:inline>
+              </w:drawing>
+            </w:r>
+          </w:p>
+        </w:tc>
+        <w:tc>
+          <w:tcPr>
+            <w:tcW w:w="0" w:type="auto"/>
+            <w:tcBorders>
+              <w:top w:val="single" w:color="000000" w:sz="8" w:space="0"/>
+              <w:left w:val="single" w:color="000000" w:sz="8" w:space="0"/>
+              <w:bottom w:val="single" w:color="000000" w:sz="8" w:space="0"/>
+              <w:right w:val="single" w:color="000000" w:sz="8" w:space="0"/>
+            </w:tcBorders>
+            <w:shd w:val="clear"/>
+            <w:tcMar>
+              <w:top w:w="100" w:type="dxa"/>
+              <w:left w:w="100" w:type="dxa"/>
+              <w:bottom w:w="100" w:type="dxa"/>
+              <w:right w:w="100" w:type="dxa"/>
+            </w:tcMar>
+            <w:vAlign w:val="top"/>
+          </w:tcPr>
+          <w:p>
+            <w:pPr>
+              <w:keepNext w:val="0"/>
+              <w:keepLines w:val="0"/>
+              <w:widowControl/>
+              <w:suppressLineNumbers w:val="0"/>
+              <w:bidi w:val="0"/>
+              <w:spacing w:after="240" w:afterAutospacing="0"/>
+              <w:jc w:val="left"/>
+              <w:textAlignment w:val="top"/>
+            </w:pPr>
+            <w:r>
+              <w:rPr>
+                <w:rFonts w:ascii="SimSun" w:hAnsi="SimSun" w:eastAsia="SimSun" w:cs="SimSun"/>
+                <w:kern w:val="0"/>
+                <w:sz w:val="24"/>
+                <w:szCs w:val="24"/>
+                <w:bdr w:val="none" w:color="auto" w:sz="0" w:space="0"/>
+                <w:lang w:val="en-US" w:eastAsia="zh-CN" w:bidi="ar"/>
+              </w:rPr>
+              <w:br w:type="textWrapping"/>
+            </w:r>
+          </w:p>
+          <w:p>
+            <w:pPr>
+              <w:pStyle w:val="4"/>
+              <w:keepNext w:val="0"/>
+              <w:keepLines w:val="0"/>
+              <w:widowControl/>
+              <w:suppressLineNumbers w:val="0"/>
+              <w:bidi w:val="0"/>
+              <w:spacing w:before="0" w:beforeAutospacing="0" w:after="0" w:afterAutospacing="0" w:line="15" w:lineRule="atLeast"/>
+            </w:pPr>
+            <w:r>
+              <w:rPr>
+                <w:rFonts w:hint="default" w:ascii="Times New Roman" w:hAnsi="Times New Roman" w:cs="Times New Roman"/>
+                <w:i w:val="0"/>
+                <w:iCs w:val="0"/>
+                <w:color w:val="000000"/>
+                <w:sz w:val="20"/>
+                <w:szCs w:val="20"/>
+                <w:u w:val="none"/>
+                <w:bdr w:val="none" w:color="auto" w:sz="0" w:space="0"/>
+                <w:vertAlign w:val="baseline"/>
+              </w:rPr>
+              <w:drawing>
+                <wp:inline distT="0" distB="0" distL="114300" distR="114300">
+                  <wp:extent cx="2495550" cy="1181100"/>
+                  <wp:effectExtent l="0" t="0" r="0" b="0"/>
+                  <wp:docPr id="3" name="Imagen 3" descr="IMG_257"/>
+                  <wp:cNvGraphicFramePr>
+                    <a:graphicFrameLocks xmlns:a="http://schemas.openxmlformats.org/drawingml/2006/main" noChangeAspect="1"/>
+                  </wp:cNvGraphicFramePr>
+                  <a:graphic xmlns:a="http://schemas.openxmlformats.org/drawingml/2006/main">
+                    <a:graphicData uri="http://schemas.openxmlformats.org/drawingml/2006/picture">
+                      <pic:pic xmlns:pic="http://schemas.openxmlformats.org/drawingml/2006/picture">
+                        <pic:nvPicPr>
+                          <pic:cNvPr id="3" name="Imagen 3" descr="IMG_257"/>
+                          <pic:cNvPicPr>
+                            <a:picLocks noChangeAspect="1"/>
+                          </pic:cNvPicPr>
+                        </pic:nvPicPr>
+                        <pic:blipFill>
+                          <a:blip r:embed="rId6"/>
+                          <a:stretch>
+                            <a:fillRect/>
+                          </a:stretch>
+                        </pic:blipFill>
+                        <pic:spPr>
+                          <a:xfrm>
+                            <a:off x="0" y="0"/>
+                            <a:ext cx="2495550" cy="1181100"/>
+                          </a:xfrm>
+                          <a:prstGeom prst="rect">
+                            <a:avLst/>
+                          </a:prstGeom>
+                          <a:noFill/>
+                          <a:ln w="9525">
+                            <a:noFill/>
+                          </a:ln>
+                        </pic:spPr>
+                      </pic:pic>
+                    </a:graphicData>
+                  </a:graphic>
+                </wp:inline>
+              </w:drawing>
+            </w:r>
+          </w:p>
+        </w:tc>
+      </w:tr>
+      <w:tr>
+        <w:tblPrEx>
+          <w:tblBorders>
+            <w:top w:val="none" w:color="auto" w:sz="0" w:space="0"/>
+            <w:left w:val="none" w:color="auto" w:sz="0" w:space="0"/>
+            <w:bottom w:val="none" w:color="auto" w:sz="0" w:space="0"/>
+            <w:right w:val="none" w:color="auto" w:sz="0" w:space="0"/>
+            <w:insideH w:val="none" w:color="auto" w:sz="0" w:space="0"/>
+            <w:insideV w:val="none" w:color="auto" w:sz="0" w:space="0"/>
+          </w:tblBorders>
+          <w:shd w:val="clear"/>
+          <w:tblCellMar>
+            <w:top w:w="15" w:type="dxa"/>
+            <w:left w:w="15" w:type="dxa"/>
+            <w:bottom w:w="15" w:type="dxa"/>
+            <w:right w:w="15" w:type="dxa"/>
+          </w:tblCellMar>
+        </w:tblPrEx>
+        <w:trPr>
+          <w:trHeight w:val="0" w:hRule="atLeast"/>
+        </w:trPr>
+        <w:tc>
+          <w:tcPr>
+            <w:tcW w:w="0" w:type="auto"/>
+            <w:tcBorders>
+              <w:top w:val="single" w:color="000000" w:sz="8" w:space="0"/>
+              <w:left w:val="single" w:color="000000" w:sz="8" w:space="0"/>
+              <w:bottom w:val="single" w:color="000000" w:sz="8" w:space="0"/>
+              <w:right w:val="single" w:color="000000" w:sz="8" w:space="0"/>
+            </w:tcBorders>
+            <w:shd w:val="clear"/>
+            <w:tcMar>
+              <w:top w:w="100" w:type="dxa"/>
+              <w:left w:w="100" w:type="dxa"/>
+              <w:bottom w:w="100" w:type="dxa"/>
+              <w:right w:w="100" w:type="dxa"/>
+            </w:tcMar>
+            <w:vAlign w:val="top"/>
+          </w:tcPr>
+          <w:p>
+            <w:pPr>
+              <w:keepNext w:val="0"/>
+              <w:keepLines w:val="0"/>
+              <w:widowControl/>
+              <w:suppressLineNumbers w:val="0"/>
+              <w:bidi w:val="0"/>
+              <w:jc w:val="left"/>
+              <w:textAlignment w:val="top"/>
+            </w:pPr>
+          </w:p>
+          <w:tbl>
+            <w:tblPr>
+              <w:tblW w:w="0" w:type="auto"/>
+              <w:tblInd w:w="-10" w:type="dxa"/>
+              <w:tblBorders>
+                <w:top w:val="none" w:color="auto" w:sz="0" w:space="0"/>
+                <w:left w:val="none" w:color="auto" w:sz="0" w:space="0"/>
+                <w:bottom w:val="none" w:color="auto" w:sz="0" w:space="0"/>
+                <w:right w:val="none" w:color="auto" w:sz="0" w:space="0"/>
+                <w:insideH w:val="none" w:color="auto" w:sz="0" w:space="0"/>
+                <w:insideV w:val="none" w:color="auto" w:sz="0" w:space="0"/>
+              </w:tblBorders>
+              <w:shd w:val="clear"/>
+              <w:tblLayout w:type="autofit"/>
+              <w:tblCellMar>
+                <w:top w:w="15" w:type="dxa"/>
+                <w:left w:w="15" w:type="dxa"/>
+                <w:bottom w:w="15" w:type="dxa"/>
+                <w:right w:w="15" w:type="dxa"/>
+              </w:tblCellMar>
+            </w:tblPr>
+            <w:tblGrid>
+              <w:gridCol w:w="2419"/>
+              <w:gridCol w:w="1593"/>
+            </w:tblGrid>
+            <w:tr>
+              <w:tblPrEx>
+                <w:tblBorders>
+                  <w:top w:val="none" w:color="auto" w:sz="0" w:space="0"/>
+                  <w:left w:val="none" w:color="auto" w:sz="0" w:space="0"/>
+                  <w:bottom w:val="none" w:color="auto" w:sz="0" w:space="0"/>
+                  <w:right w:val="none" w:color="auto" w:sz="0" w:space="0"/>
+                  <w:insideH w:val="none" w:color="auto" w:sz="0" w:space="0"/>
+                  <w:insideV w:val="none" w:color="auto" w:sz="0" w:space="0"/>
+                </w:tblBorders>
+                <w:shd w:val="clear"/>
+                <w:tblCellMar>
+                  <w:top w:w="15" w:type="dxa"/>
+                  <w:left w:w="15" w:type="dxa"/>
+                  <w:bottom w:w="15" w:type="dxa"/>
+                  <w:right w:w="15" w:type="dxa"/>
+                </w:tblCellMar>
+              </w:tblPrEx>
+              <w:trPr>
+                <w:trHeight w:val="0" w:hRule="atLeast"/>
+              </w:trPr>
+              <w:tc>
+                <w:tcPr>
+                  <w:tcW w:w="0" w:type="auto"/>
+                  <w:tcBorders>
+                    <w:top w:val="single" w:color="000000" w:sz="8" w:space="0"/>
+                    <w:left w:val="single" w:color="000000" w:sz="8" w:space="0"/>
+                    <w:bottom w:val="single" w:color="000000" w:sz="8" w:space="0"/>
+                    <w:right w:val="single" w:color="000000" w:sz="8" w:space="0"/>
+                  </w:tcBorders>
+                  <w:shd w:val="clear"/>
+                  <w:tcMar>
+                    <w:top w:w="100" w:type="dxa"/>
+                    <w:left w:w="100" w:type="dxa"/>
+                    <w:bottom w:w="100" w:type="dxa"/>
+                    <w:right w:w="100" w:type="dxa"/>
+                  </w:tcMar>
+                  <w:vAlign w:val="top"/>
+                </w:tcPr>
+                <w:p>
+                  <w:pPr>
+                    <w:pStyle w:val="4"/>
+                    <w:keepNext w:val="0"/>
+                    <w:keepLines w:val="0"/>
+                    <w:widowControl/>
+                    <w:suppressLineNumbers w:val="0"/>
+                    <w:bidi w:val="0"/>
+                    <w:spacing w:before="0" w:beforeAutospacing="0" w:after="0" w:afterAutospacing="0" w:line="15" w:lineRule="atLeast"/>
+                  </w:pPr>
+                  <w:r>
+                    <w:rPr>
+                      <w:rFonts w:hint="default" w:ascii="Times New Roman" w:hAnsi="Times New Roman" w:cs="Times New Roman"/>
+                      <w:b/>
+                      <w:bCs/>
+                      <w:i w:val="0"/>
+                      <w:iCs w:val="0"/>
+                      <w:color w:val="000000"/>
+                      <w:sz w:val="20"/>
+                      <w:szCs w:val="20"/>
+                      <w:u w:val="none"/>
+                      <w:bdr w:val="none" w:color="auto" w:sz="0" w:space="0"/>
+                      <w:vertAlign w:val="baseline"/>
+                    </w:rPr>
+                    <w:t>pines</w:t>
+                  </w:r>
+                </w:p>
+              </w:tc>
+              <w:tc>
+                <w:tcPr>
+                  <w:tcW w:w="0" w:type="auto"/>
+                  <w:tcBorders>
+                    <w:top w:val="single" w:color="000000" w:sz="8" w:space="0"/>
+                    <w:left w:val="single" w:color="000000" w:sz="8" w:space="0"/>
+                    <w:bottom w:val="single" w:color="000000" w:sz="8" w:space="0"/>
+                    <w:right w:val="single" w:color="000000" w:sz="8" w:space="0"/>
+                  </w:tcBorders>
+                  <w:shd w:val="clear"/>
+                  <w:tcMar>
+                    <w:top w:w="100" w:type="dxa"/>
+                    <w:left w:w="100" w:type="dxa"/>
+                    <w:bottom w:w="100" w:type="dxa"/>
+                    <w:right w:w="100" w:type="dxa"/>
+                  </w:tcMar>
+                  <w:vAlign w:val="top"/>
+                </w:tcPr>
+                <w:p>
+                  <w:pPr>
+                    <w:pStyle w:val="4"/>
+                    <w:keepNext w:val="0"/>
+                    <w:keepLines w:val="0"/>
+                    <w:widowControl/>
+                    <w:suppressLineNumbers w:val="0"/>
+                    <w:bidi w:val="0"/>
+                    <w:spacing w:before="0" w:beforeAutospacing="0" w:after="0" w:afterAutospacing="0" w:line="15" w:lineRule="atLeast"/>
+                  </w:pPr>
+                  <w:r>
+                    <w:rPr>
+                      <w:rFonts w:hint="default" w:ascii="Times New Roman" w:hAnsi="Times New Roman" w:cs="Times New Roman"/>
+                      <w:b/>
+                      <w:bCs/>
+                      <w:i w:val="0"/>
+                      <w:iCs w:val="0"/>
+                      <w:color w:val="000000"/>
+                      <w:sz w:val="20"/>
+                      <w:szCs w:val="20"/>
+                      <w:u w:val="none"/>
+                      <w:bdr w:val="none" w:color="auto" w:sz="0" w:space="0"/>
+                      <w:vertAlign w:val="baseline"/>
+                    </w:rPr>
+                    <w:t>conexión</w:t>
+                  </w:r>
+                </w:p>
+              </w:tc>
+            </w:tr>
+            <w:tr>
+              <w:tblPrEx>
+                <w:tblBorders>
+                  <w:top w:val="none" w:color="auto" w:sz="0" w:space="0"/>
+                  <w:left w:val="none" w:color="auto" w:sz="0" w:space="0"/>
+                  <w:bottom w:val="none" w:color="auto" w:sz="0" w:space="0"/>
+                  <w:right w:val="none" w:color="auto" w:sz="0" w:space="0"/>
+                  <w:insideH w:val="none" w:color="auto" w:sz="0" w:space="0"/>
+                  <w:insideV w:val="none" w:color="auto" w:sz="0" w:space="0"/>
+                </w:tblBorders>
+                <w:shd w:val="clear"/>
+                <w:tblCellMar>
+                  <w:top w:w="15" w:type="dxa"/>
+                  <w:left w:w="15" w:type="dxa"/>
+                  <w:bottom w:w="15" w:type="dxa"/>
+                  <w:right w:w="15" w:type="dxa"/>
+                </w:tblCellMar>
+              </w:tblPrEx>
+              <w:trPr>
+                <w:trHeight w:val="0" w:hRule="atLeast"/>
+              </w:trPr>
+              <w:tc>
+                <w:tcPr>
+                  <w:tcW w:w="0" w:type="auto"/>
+                  <w:tcBorders>
+                    <w:top w:val="single" w:color="000000" w:sz="8" w:space="0"/>
+                    <w:left w:val="single" w:color="000000" w:sz="8" w:space="0"/>
+                    <w:bottom w:val="single" w:color="000000" w:sz="8" w:space="0"/>
+                    <w:right w:val="single" w:color="000000" w:sz="8" w:space="0"/>
+                  </w:tcBorders>
+                  <w:shd w:val="clear"/>
+                  <w:tcMar>
+                    <w:top w:w="100" w:type="dxa"/>
+                    <w:left w:w="100" w:type="dxa"/>
+                    <w:bottom w:w="100" w:type="dxa"/>
+                    <w:right w:w="100" w:type="dxa"/>
+                  </w:tcMar>
+                  <w:vAlign w:val="top"/>
+                </w:tcPr>
+                <w:p>
+                  <w:pPr>
+                    <w:pStyle w:val="4"/>
+                    <w:keepNext w:val="0"/>
+                    <w:keepLines w:val="0"/>
+                    <w:widowControl/>
+                    <w:suppressLineNumbers w:val="0"/>
+                    <w:bidi w:val="0"/>
+                    <w:spacing w:before="0" w:beforeAutospacing="0" w:after="0" w:afterAutospacing="0" w:line="15" w:lineRule="atLeast"/>
+                  </w:pPr>
+                  <w:r>
+                    <w:rPr>
+                      <w:rFonts w:hint="default" w:ascii="Times New Roman" w:hAnsi="Times New Roman" w:cs="Times New Roman"/>
+                      <w:i w:val="0"/>
+                      <w:iCs w:val="0"/>
+                      <w:color w:val="000000"/>
+                      <w:sz w:val="20"/>
+                      <w:szCs w:val="20"/>
+                      <w:u w:val="none"/>
+                      <w:bdr w:val="none" w:color="auto" w:sz="0" w:space="0"/>
+                      <w:vertAlign w:val="baseline"/>
+                    </w:rPr>
+                    <w:t>1=ground</w:t>
+                  </w:r>
+                </w:p>
+              </w:tc>
+              <w:tc>
+                <w:tcPr>
+                  <w:tcW w:w="0" w:type="auto"/>
+                  <w:tcBorders>
+                    <w:top w:val="single" w:color="000000" w:sz="8" w:space="0"/>
+                    <w:left w:val="single" w:color="000000" w:sz="8" w:space="0"/>
+                    <w:bottom w:val="single" w:color="000000" w:sz="8" w:space="0"/>
+                    <w:right w:val="single" w:color="000000" w:sz="8" w:space="0"/>
+                  </w:tcBorders>
+                  <w:shd w:val="clear"/>
+                  <w:tcMar>
+                    <w:top w:w="100" w:type="dxa"/>
+                    <w:left w:w="100" w:type="dxa"/>
+                    <w:bottom w:w="100" w:type="dxa"/>
+                    <w:right w:w="100" w:type="dxa"/>
+                  </w:tcMar>
+                  <w:vAlign w:val="top"/>
+                </w:tcPr>
+                <w:p>
+                  <w:pPr>
+                    <w:pStyle w:val="4"/>
+                    <w:keepNext w:val="0"/>
+                    <w:keepLines w:val="0"/>
+                    <w:widowControl/>
+                    <w:suppressLineNumbers w:val="0"/>
+                    <w:bidi w:val="0"/>
+                    <w:spacing w:before="0" w:beforeAutospacing="0" w:after="0" w:afterAutospacing="0" w:line="15" w:lineRule="atLeast"/>
+                  </w:pPr>
+                  <w:r>
+                    <w:rPr>
+                      <w:rFonts w:hint="default" w:ascii="Times New Roman" w:hAnsi="Times New Roman" w:cs="Times New Roman"/>
+                      <w:i w:val="0"/>
+                      <w:iCs w:val="0"/>
+                      <w:color w:val="000000"/>
+                      <w:sz w:val="20"/>
+                      <w:szCs w:val="20"/>
+                      <w:u w:val="none"/>
+                      <w:bdr w:val="none" w:color="auto" w:sz="0" w:space="0"/>
+                      <w:vertAlign w:val="baseline"/>
+                    </w:rPr>
+                    <w:t>V-</w:t>
+                  </w:r>
+                </w:p>
+              </w:tc>
+            </w:tr>
+            <w:tr>
+              <w:tblPrEx>
+                <w:tblBorders>
+                  <w:top w:val="none" w:color="auto" w:sz="0" w:space="0"/>
+                  <w:left w:val="none" w:color="auto" w:sz="0" w:space="0"/>
+                  <w:bottom w:val="none" w:color="auto" w:sz="0" w:space="0"/>
+                  <w:right w:val="none" w:color="auto" w:sz="0" w:space="0"/>
+                  <w:insideH w:val="none" w:color="auto" w:sz="0" w:space="0"/>
+                  <w:insideV w:val="none" w:color="auto" w:sz="0" w:space="0"/>
+                </w:tblBorders>
+                <w:tblCellMar>
+                  <w:top w:w="15" w:type="dxa"/>
+                  <w:left w:w="15" w:type="dxa"/>
+                  <w:bottom w:w="15" w:type="dxa"/>
+                  <w:right w:w="15" w:type="dxa"/>
+                </w:tblCellMar>
+              </w:tblPrEx>
+              <w:trPr>
+                <w:trHeight w:val="0" w:hRule="atLeast"/>
+              </w:trPr>
+              <w:tc>
+                <w:tcPr>
+                  <w:tcW w:w="0" w:type="auto"/>
+                  <w:tcBorders>
+                    <w:top w:val="single" w:color="000000" w:sz="8" w:space="0"/>
+                    <w:left w:val="single" w:color="000000" w:sz="8" w:space="0"/>
+                    <w:bottom w:val="single" w:color="000000" w:sz="8" w:space="0"/>
+                    <w:right w:val="single" w:color="000000" w:sz="8" w:space="0"/>
+                  </w:tcBorders>
+                  <w:shd w:val="clear"/>
+                  <w:tcMar>
+                    <w:top w:w="100" w:type="dxa"/>
+                    <w:left w:w="100" w:type="dxa"/>
+                    <w:bottom w:w="100" w:type="dxa"/>
+                    <w:right w:w="100" w:type="dxa"/>
+                  </w:tcMar>
+                  <w:vAlign w:val="top"/>
+                </w:tcPr>
+                <w:p>
+                  <w:pPr>
+                    <w:pStyle w:val="4"/>
+                    <w:keepNext w:val="0"/>
+                    <w:keepLines w:val="0"/>
+                    <w:widowControl/>
+                    <w:suppressLineNumbers w:val="0"/>
+                    <w:bidi w:val="0"/>
+                    <w:spacing w:before="0" w:beforeAutospacing="0" w:after="0" w:afterAutospacing="0" w:line="15" w:lineRule="atLeast"/>
+                  </w:pPr>
+                  <w:r>
+                    <w:rPr>
+                      <w:rFonts w:hint="default" w:ascii="Times New Roman" w:hAnsi="Times New Roman" w:cs="Times New Roman"/>
+                      <w:i w:val="0"/>
+                      <w:iCs w:val="0"/>
+                      <w:color w:val="000000"/>
+                      <w:sz w:val="20"/>
+                      <w:szCs w:val="20"/>
+                      <w:u w:val="none"/>
+                      <w:bdr w:val="none" w:color="auto" w:sz="0" w:space="0"/>
+                      <w:vertAlign w:val="baseline"/>
+                    </w:rPr>
+                    <w:t>2=supply Voltage for logic 5 V</w:t>
+                  </w:r>
+                </w:p>
+              </w:tc>
+              <w:tc>
+                <w:tcPr>
+                  <w:tcW w:w="0" w:type="auto"/>
+                  <w:tcBorders>
+                    <w:top w:val="single" w:color="000000" w:sz="8" w:space="0"/>
+                    <w:left w:val="single" w:color="000000" w:sz="8" w:space="0"/>
+                    <w:bottom w:val="single" w:color="000000" w:sz="8" w:space="0"/>
+                    <w:right w:val="single" w:color="000000" w:sz="8" w:space="0"/>
+                  </w:tcBorders>
+                  <w:shd w:val="clear"/>
+                  <w:tcMar>
+                    <w:top w:w="100" w:type="dxa"/>
+                    <w:left w:w="100" w:type="dxa"/>
+                    <w:bottom w:w="100" w:type="dxa"/>
+                    <w:right w:w="100" w:type="dxa"/>
+                  </w:tcMar>
+                  <w:vAlign w:val="top"/>
+                </w:tcPr>
+                <w:p>
+                  <w:pPr>
+                    <w:pStyle w:val="4"/>
+                    <w:keepNext w:val="0"/>
+                    <w:keepLines w:val="0"/>
+                    <w:widowControl/>
+                    <w:suppressLineNumbers w:val="0"/>
+                    <w:bidi w:val="0"/>
+                    <w:spacing w:before="0" w:beforeAutospacing="0" w:after="0" w:afterAutospacing="0" w:line="15" w:lineRule="atLeast"/>
+                  </w:pPr>
+                  <w:r>
+                    <w:rPr>
+                      <w:rFonts w:hint="default" w:ascii="Times New Roman" w:hAnsi="Times New Roman" w:cs="Times New Roman"/>
+                      <w:i w:val="0"/>
+                      <w:iCs w:val="0"/>
+                      <w:color w:val="000000"/>
+                      <w:sz w:val="20"/>
+                      <w:szCs w:val="20"/>
+                      <w:u w:val="none"/>
+                      <w:bdr w:val="none" w:color="auto" w:sz="0" w:space="0"/>
+                      <w:vertAlign w:val="baseline"/>
+                    </w:rPr>
+                    <w:t>V+</w:t>
+                  </w:r>
+                </w:p>
+              </w:tc>
+            </w:tr>
+            <w:tr>
+              <w:tblPrEx>
+                <w:tblBorders>
+                  <w:top w:val="none" w:color="auto" w:sz="0" w:space="0"/>
+                  <w:left w:val="none" w:color="auto" w:sz="0" w:space="0"/>
+                  <w:bottom w:val="none" w:color="auto" w:sz="0" w:space="0"/>
+                  <w:right w:val="none" w:color="auto" w:sz="0" w:space="0"/>
+                  <w:insideH w:val="none" w:color="auto" w:sz="0" w:space="0"/>
+                  <w:insideV w:val="none" w:color="auto" w:sz="0" w:space="0"/>
+                </w:tblBorders>
+                <w:shd w:val="clear"/>
+                <w:tblCellMar>
+                  <w:top w:w="15" w:type="dxa"/>
+                  <w:left w:w="15" w:type="dxa"/>
+                  <w:bottom w:w="15" w:type="dxa"/>
+                  <w:right w:w="15" w:type="dxa"/>
+                </w:tblCellMar>
+              </w:tblPrEx>
+              <w:trPr>
+                <w:trHeight w:val="0" w:hRule="atLeast"/>
+              </w:trPr>
+              <w:tc>
+                <w:tcPr>
+                  <w:tcW w:w="0" w:type="auto"/>
+                  <w:tcBorders>
+                    <w:top w:val="single" w:color="000000" w:sz="8" w:space="0"/>
+                    <w:left w:val="single" w:color="000000" w:sz="8" w:space="0"/>
+                    <w:bottom w:val="single" w:color="000000" w:sz="8" w:space="0"/>
+                    <w:right w:val="single" w:color="000000" w:sz="8" w:space="0"/>
+                  </w:tcBorders>
+                  <w:shd w:val="clear"/>
+                  <w:tcMar>
+                    <w:top w:w="100" w:type="dxa"/>
+                    <w:left w:w="100" w:type="dxa"/>
+                    <w:bottom w:w="100" w:type="dxa"/>
+                    <w:right w:w="100" w:type="dxa"/>
+                  </w:tcMar>
+                  <w:vAlign w:val="top"/>
+                </w:tcPr>
+                <w:p>
+                  <w:pPr>
+                    <w:pStyle w:val="4"/>
+                    <w:keepNext w:val="0"/>
+                    <w:keepLines w:val="0"/>
+                    <w:widowControl/>
+                    <w:suppressLineNumbers w:val="0"/>
+                    <w:bidi w:val="0"/>
+                    <w:spacing w:before="0" w:beforeAutospacing="0" w:after="0" w:afterAutospacing="0" w:line="15" w:lineRule="atLeast"/>
+                  </w:pPr>
+                  <w:r>
+                    <w:rPr>
+                      <w:rFonts w:hint="default" w:ascii="Times New Roman" w:hAnsi="Times New Roman" w:cs="Times New Roman"/>
+                      <w:i w:val="0"/>
+                      <w:iCs w:val="0"/>
+                      <w:color w:val="000000"/>
+                      <w:sz w:val="20"/>
+                      <w:szCs w:val="20"/>
+                      <w:u w:val="none"/>
+                      <w:bdr w:val="none" w:color="auto" w:sz="0" w:space="0"/>
+                      <w:vertAlign w:val="baseline"/>
+                    </w:rPr>
+                    <w:t>3=operating voltage for LCD</w:t>
+                  </w:r>
+                </w:p>
+              </w:tc>
+              <w:tc>
+                <w:tcPr>
+                  <w:tcW w:w="0" w:type="auto"/>
+                  <w:tcBorders>
+                    <w:top w:val="single" w:color="000000" w:sz="8" w:space="0"/>
+                    <w:left w:val="single" w:color="000000" w:sz="8" w:space="0"/>
+                    <w:bottom w:val="single" w:color="000000" w:sz="8" w:space="0"/>
+                    <w:right w:val="single" w:color="000000" w:sz="8" w:space="0"/>
+                  </w:tcBorders>
+                  <w:shd w:val="clear"/>
+                  <w:tcMar>
+                    <w:top w:w="100" w:type="dxa"/>
+                    <w:left w:w="100" w:type="dxa"/>
+                    <w:bottom w:w="100" w:type="dxa"/>
+                    <w:right w:w="100" w:type="dxa"/>
+                  </w:tcMar>
+                  <w:vAlign w:val="top"/>
+                </w:tcPr>
+                <w:p>
+                  <w:pPr>
+                    <w:pStyle w:val="4"/>
+                    <w:keepNext w:val="0"/>
+                    <w:keepLines w:val="0"/>
+                    <w:widowControl/>
+                    <w:suppressLineNumbers w:val="0"/>
+                    <w:bidi w:val="0"/>
+                    <w:spacing w:before="0" w:beforeAutospacing="0" w:after="0" w:afterAutospacing="0" w:line="15" w:lineRule="atLeast"/>
+                  </w:pPr>
+                  <w:r>
+                    <w:rPr>
+                      <w:rFonts w:hint="default" w:ascii="Times New Roman" w:hAnsi="Times New Roman" w:cs="Times New Roman"/>
+                      <w:i w:val="0"/>
+                      <w:iCs w:val="0"/>
+                      <w:color w:val="000000"/>
+                      <w:sz w:val="20"/>
+                      <w:szCs w:val="20"/>
+                      <w:u w:val="none"/>
+                      <w:bdr w:val="none" w:color="auto" w:sz="0" w:space="0"/>
+                      <w:vertAlign w:val="baseline"/>
+                      <w:lang w:val="es-MX"/>
+                    </w:rPr>
+                    <w:t>P</w:t>
+                  </w:r>
+                  <w:bookmarkStart w:id="0" w:name="_GoBack"/>
+                  <w:bookmarkEnd w:id="0"/>
+                  <w:r>
+                    <w:rPr>
+                      <w:rFonts w:hint="default" w:ascii="Times New Roman" w:hAnsi="Times New Roman" w:cs="Times New Roman"/>
+                      <w:i w:val="0"/>
+                      <w:iCs w:val="0"/>
+                      <w:color w:val="000000"/>
+                      <w:sz w:val="20"/>
+                      <w:szCs w:val="20"/>
+                      <w:u w:val="none"/>
+                      <w:bdr w:val="none" w:color="auto" w:sz="0" w:space="0"/>
+                      <w:vertAlign w:val="baseline"/>
+                    </w:rPr>
+                    <w:t>otenciómetro</w:t>
+                  </w:r>
+                </w:p>
+              </w:tc>
+            </w:tr>
+            <w:tr>
+              <w:tblPrEx>
+                <w:tblBorders>
+                  <w:top w:val="none" w:color="auto" w:sz="0" w:space="0"/>
+                  <w:left w:val="none" w:color="auto" w:sz="0" w:space="0"/>
+                  <w:bottom w:val="none" w:color="auto" w:sz="0" w:space="0"/>
+                  <w:right w:val="none" w:color="auto" w:sz="0" w:space="0"/>
+                  <w:insideH w:val="none" w:color="auto" w:sz="0" w:space="0"/>
+                  <w:insideV w:val="none" w:color="auto" w:sz="0" w:space="0"/>
+                </w:tblBorders>
+                <w:tblCellMar>
+                  <w:top w:w="15" w:type="dxa"/>
+                  <w:left w:w="15" w:type="dxa"/>
+                  <w:bottom w:w="15" w:type="dxa"/>
+                  <w:right w:w="15" w:type="dxa"/>
+                </w:tblCellMar>
+              </w:tblPrEx>
+              <w:trPr>
+                <w:trHeight w:val="0" w:hRule="atLeast"/>
+              </w:trPr>
+              <w:tc>
+                <w:tcPr>
+                  <w:tcW w:w="0" w:type="auto"/>
+                  <w:tcBorders>
+                    <w:top w:val="single" w:color="000000" w:sz="8" w:space="0"/>
+                    <w:left w:val="single" w:color="000000" w:sz="8" w:space="0"/>
+                    <w:bottom w:val="single" w:color="000000" w:sz="8" w:space="0"/>
+                    <w:right w:val="single" w:color="000000" w:sz="8" w:space="0"/>
+                  </w:tcBorders>
+                  <w:shd w:val="clear"/>
+                  <w:tcMar>
+                    <w:top w:w="100" w:type="dxa"/>
+                    <w:left w:w="100" w:type="dxa"/>
+                    <w:bottom w:w="100" w:type="dxa"/>
+                    <w:right w:w="100" w:type="dxa"/>
+                  </w:tcMar>
+                  <w:vAlign w:val="top"/>
+                </w:tcPr>
+                <w:p>
+                  <w:pPr>
+                    <w:pStyle w:val="4"/>
+                    <w:keepNext w:val="0"/>
+                    <w:keepLines w:val="0"/>
+                    <w:widowControl/>
+                    <w:suppressLineNumbers w:val="0"/>
+                    <w:bidi w:val="0"/>
+                    <w:spacing w:before="0" w:beforeAutospacing="0" w:after="0" w:afterAutospacing="0" w:line="15" w:lineRule="atLeast"/>
+                  </w:pPr>
+                  <w:r>
+                    <w:rPr>
+                      <w:rFonts w:hint="default" w:ascii="Times New Roman" w:hAnsi="Times New Roman" w:cs="Times New Roman"/>
+                      <w:i w:val="0"/>
+                      <w:iCs w:val="0"/>
+                      <w:color w:val="000000"/>
+                      <w:sz w:val="20"/>
+                      <w:szCs w:val="20"/>
+                      <w:u w:val="none"/>
+                      <w:bdr w:val="none" w:color="auto" w:sz="0" w:space="0"/>
+                      <w:vertAlign w:val="baseline"/>
+                    </w:rPr>
+                    <w:t>4=H:data</w:t>
+                  </w:r>
+                </w:p>
+              </w:tc>
+              <w:tc>
+                <w:tcPr>
+                  <w:tcW w:w="0" w:type="auto"/>
+                  <w:tcBorders>
+                    <w:top w:val="single" w:color="000000" w:sz="8" w:space="0"/>
+                    <w:left w:val="single" w:color="000000" w:sz="8" w:space="0"/>
+                    <w:bottom w:val="single" w:color="000000" w:sz="8" w:space="0"/>
+                    <w:right w:val="single" w:color="000000" w:sz="8" w:space="0"/>
+                  </w:tcBorders>
+                  <w:shd w:val="clear"/>
+                  <w:tcMar>
+                    <w:top w:w="100" w:type="dxa"/>
+                    <w:left w:w="100" w:type="dxa"/>
+                    <w:bottom w:w="100" w:type="dxa"/>
+                    <w:right w:w="100" w:type="dxa"/>
+                  </w:tcMar>
+                  <w:vAlign w:val="top"/>
+                </w:tcPr>
+                <w:p>
+                  <w:pPr>
+                    <w:pStyle w:val="4"/>
+                    <w:keepNext w:val="0"/>
+                    <w:keepLines w:val="0"/>
+                    <w:widowControl/>
+                    <w:suppressLineNumbers w:val="0"/>
+                    <w:bidi w:val="0"/>
+                    <w:spacing w:before="0" w:beforeAutospacing="0" w:after="0" w:afterAutospacing="0" w:line="15" w:lineRule="atLeast"/>
+                  </w:pPr>
+                  <w:r>
+                    <w:rPr>
+                      <w:rFonts w:hint="default" w:ascii="Times New Roman" w:hAnsi="Times New Roman" w:cs="Times New Roman"/>
+                      <w:i w:val="0"/>
+                      <w:iCs w:val="0"/>
+                      <w:color w:val="000000"/>
+                      <w:sz w:val="20"/>
+                      <w:szCs w:val="20"/>
+                      <w:u w:val="none"/>
+                      <w:bdr w:val="none" w:color="auto" w:sz="0" w:space="0"/>
+                      <w:vertAlign w:val="baseline"/>
+                    </w:rPr>
+                    <w:t>D8</w:t>
+                  </w:r>
+                </w:p>
+              </w:tc>
+            </w:tr>
+            <w:tr>
+              <w:tblPrEx>
+                <w:tblBorders>
+                  <w:top w:val="none" w:color="auto" w:sz="0" w:space="0"/>
+                  <w:left w:val="none" w:color="auto" w:sz="0" w:space="0"/>
+                  <w:bottom w:val="none" w:color="auto" w:sz="0" w:space="0"/>
+                  <w:right w:val="none" w:color="auto" w:sz="0" w:space="0"/>
+                  <w:insideH w:val="none" w:color="auto" w:sz="0" w:space="0"/>
+                  <w:insideV w:val="none" w:color="auto" w:sz="0" w:space="0"/>
+                </w:tblBorders>
+                <w:tblCellMar>
+                  <w:top w:w="15" w:type="dxa"/>
+                  <w:left w:w="15" w:type="dxa"/>
+                  <w:bottom w:w="15" w:type="dxa"/>
+                  <w:right w:w="15" w:type="dxa"/>
+                </w:tblCellMar>
+              </w:tblPrEx>
+              <w:trPr>
+                <w:trHeight w:val="0" w:hRule="atLeast"/>
+              </w:trPr>
+              <w:tc>
+                <w:tcPr>
+                  <w:tcW w:w="0" w:type="auto"/>
+                  <w:tcBorders>
+                    <w:top w:val="single" w:color="000000" w:sz="8" w:space="0"/>
+                    <w:left w:val="single" w:color="000000" w:sz="8" w:space="0"/>
+                    <w:bottom w:val="single" w:color="000000" w:sz="8" w:space="0"/>
+                    <w:right w:val="single" w:color="000000" w:sz="8" w:space="0"/>
+                  </w:tcBorders>
+                  <w:shd w:val="clear"/>
+                  <w:tcMar>
+                    <w:top w:w="100" w:type="dxa"/>
+                    <w:left w:w="100" w:type="dxa"/>
+                    <w:bottom w:w="100" w:type="dxa"/>
+                    <w:right w:w="100" w:type="dxa"/>
+                  </w:tcMar>
+                  <w:vAlign w:val="top"/>
+                </w:tcPr>
+                <w:p>
+                  <w:pPr>
+                    <w:pStyle w:val="4"/>
+                    <w:keepNext w:val="0"/>
+                    <w:keepLines w:val="0"/>
+                    <w:widowControl/>
+                    <w:suppressLineNumbers w:val="0"/>
+                    <w:bidi w:val="0"/>
+                    <w:spacing w:before="0" w:beforeAutospacing="0" w:after="0" w:afterAutospacing="0" w:line="15" w:lineRule="atLeast"/>
+                  </w:pPr>
+                  <w:r>
+                    <w:rPr>
+                      <w:rFonts w:hint="default" w:ascii="Times New Roman" w:hAnsi="Times New Roman" w:cs="Times New Roman"/>
+                      <w:i w:val="0"/>
+                      <w:iCs w:val="0"/>
+                      <w:color w:val="000000"/>
+                      <w:sz w:val="20"/>
+                      <w:szCs w:val="20"/>
+                      <w:u w:val="none"/>
+                      <w:bdr w:val="none" w:color="auto" w:sz="0" w:space="0"/>
+                      <w:vertAlign w:val="baseline"/>
+                    </w:rPr>
+                    <w:t>5=Read</w:t>
+                  </w:r>
+                </w:p>
+              </w:tc>
+              <w:tc>
+                <w:tcPr>
+                  <w:tcW w:w="0" w:type="auto"/>
+                  <w:tcBorders>
+                    <w:top w:val="single" w:color="000000" w:sz="8" w:space="0"/>
+                    <w:left w:val="single" w:color="000000" w:sz="8" w:space="0"/>
+                    <w:bottom w:val="single" w:color="000000" w:sz="8" w:space="0"/>
+                    <w:right w:val="single" w:color="000000" w:sz="8" w:space="0"/>
+                  </w:tcBorders>
+                  <w:shd w:val="clear"/>
+                  <w:tcMar>
+                    <w:top w:w="100" w:type="dxa"/>
+                    <w:left w:w="100" w:type="dxa"/>
+                    <w:bottom w:w="100" w:type="dxa"/>
+                    <w:right w:w="100" w:type="dxa"/>
+                  </w:tcMar>
+                  <w:vAlign w:val="top"/>
+                </w:tcPr>
+                <w:p>
+                  <w:pPr>
+                    <w:pStyle w:val="4"/>
+                    <w:keepNext w:val="0"/>
+                    <w:keepLines w:val="0"/>
+                    <w:widowControl/>
+                    <w:suppressLineNumbers w:val="0"/>
+                    <w:bidi w:val="0"/>
+                    <w:spacing w:before="0" w:beforeAutospacing="0" w:after="0" w:afterAutospacing="0" w:line="15" w:lineRule="atLeast"/>
+                  </w:pPr>
+                  <w:r>
+                    <w:rPr>
+                      <w:rFonts w:hint="default" w:ascii="Times New Roman" w:hAnsi="Times New Roman" w:cs="Times New Roman"/>
+                      <w:i w:val="0"/>
+                      <w:iCs w:val="0"/>
+                      <w:color w:val="000000"/>
+                      <w:sz w:val="20"/>
+                      <w:szCs w:val="20"/>
+                      <w:u w:val="none"/>
+                      <w:bdr w:val="none" w:color="auto" w:sz="0" w:space="0"/>
+                      <w:vertAlign w:val="baseline"/>
+                    </w:rPr>
+                    <w:t>V-</w:t>
+                  </w:r>
+                </w:p>
+              </w:tc>
+            </w:tr>
+            <w:tr>
+              <w:tblPrEx>
+                <w:tblBorders>
+                  <w:top w:val="none" w:color="auto" w:sz="0" w:space="0"/>
+                  <w:left w:val="none" w:color="auto" w:sz="0" w:space="0"/>
+                  <w:bottom w:val="none" w:color="auto" w:sz="0" w:space="0"/>
+                  <w:right w:val="none" w:color="auto" w:sz="0" w:space="0"/>
+                  <w:insideH w:val="none" w:color="auto" w:sz="0" w:space="0"/>
+                  <w:insideV w:val="none" w:color="auto" w:sz="0" w:space="0"/>
+                </w:tblBorders>
+                <w:tblCellMar>
+                  <w:top w:w="15" w:type="dxa"/>
+                  <w:left w:w="15" w:type="dxa"/>
+                  <w:bottom w:w="15" w:type="dxa"/>
+                  <w:right w:w="15" w:type="dxa"/>
+                </w:tblCellMar>
+              </w:tblPrEx>
+              <w:trPr>
+                <w:trHeight w:val="0" w:hRule="atLeast"/>
+              </w:trPr>
+              <w:tc>
+                <w:tcPr>
+                  <w:tcW w:w="0" w:type="auto"/>
+                  <w:tcBorders>
+                    <w:top w:val="single" w:color="000000" w:sz="8" w:space="0"/>
+                    <w:left w:val="single" w:color="000000" w:sz="8" w:space="0"/>
+                    <w:bottom w:val="single" w:color="000000" w:sz="8" w:space="0"/>
+                    <w:right w:val="single" w:color="000000" w:sz="8" w:space="0"/>
+                  </w:tcBorders>
+                  <w:shd w:val="clear"/>
+                  <w:tcMar>
+                    <w:top w:w="100" w:type="dxa"/>
+                    <w:left w:w="100" w:type="dxa"/>
+                    <w:bottom w:w="100" w:type="dxa"/>
+                    <w:right w:w="100" w:type="dxa"/>
+                  </w:tcMar>
+                  <w:vAlign w:val="top"/>
+                </w:tcPr>
+                <w:p>
+                  <w:pPr>
+                    <w:pStyle w:val="4"/>
+                    <w:keepNext w:val="0"/>
+                    <w:keepLines w:val="0"/>
+                    <w:widowControl/>
+                    <w:suppressLineNumbers w:val="0"/>
+                    <w:bidi w:val="0"/>
+                    <w:spacing w:before="0" w:beforeAutospacing="0" w:after="0" w:afterAutospacing="0" w:line="15" w:lineRule="atLeast"/>
+                  </w:pPr>
+                  <w:r>
+                    <w:rPr>
+                      <w:rFonts w:hint="default" w:ascii="Times New Roman" w:hAnsi="Times New Roman" w:cs="Times New Roman"/>
+                      <w:i w:val="0"/>
+                      <w:iCs w:val="0"/>
+                      <w:color w:val="000000"/>
+                      <w:sz w:val="20"/>
+                      <w:szCs w:val="20"/>
+                      <w:u w:val="none"/>
+                      <w:bdr w:val="none" w:color="auto" w:sz="0" w:space="0"/>
+                      <w:vertAlign w:val="baseline"/>
+                    </w:rPr>
+                    <w:t>6=chip enable signal</w:t>
+                  </w:r>
+                </w:p>
+              </w:tc>
+              <w:tc>
+                <w:tcPr>
+                  <w:tcW w:w="0" w:type="auto"/>
+                  <w:tcBorders>
+                    <w:top w:val="single" w:color="000000" w:sz="8" w:space="0"/>
+                    <w:left w:val="single" w:color="000000" w:sz="8" w:space="0"/>
+                    <w:bottom w:val="single" w:color="000000" w:sz="8" w:space="0"/>
+                    <w:right w:val="single" w:color="000000" w:sz="8" w:space="0"/>
+                  </w:tcBorders>
+                  <w:shd w:val="clear"/>
+                  <w:tcMar>
+                    <w:top w:w="100" w:type="dxa"/>
+                    <w:left w:w="100" w:type="dxa"/>
+                    <w:bottom w:w="100" w:type="dxa"/>
+                    <w:right w:w="100" w:type="dxa"/>
+                  </w:tcMar>
+                  <w:vAlign w:val="top"/>
+                </w:tcPr>
+                <w:p>
+                  <w:pPr>
+                    <w:pStyle w:val="4"/>
+                    <w:keepNext w:val="0"/>
+                    <w:keepLines w:val="0"/>
+                    <w:widowControl/>
+                    <w:suppressLineNumbers w:val="0"/>
+                    <w:bidi w:val="0"/>
+                    <w:spacing w:before="0" w:beforeAutospacing="0" w:after="0" w:afterAutospacing="0" w:line="15" w:lineRule="atLeast"/>
+                  </w:pPr>
+                  <w:r>
+                    <w:rPr>
+                      <w:rFonts w:hint="default" w:ascii="Times New Roman" w:hAnsi="Times New Roman" w:cs="Times New Roman"/>
+                      <w:i w:val="0"/>
+                      <w:iCs w:val="0"/>
+                      <w:color w:val="000000"/>
+                      <w:sz w:val="20"/>
+                      <w:szCs w:val="20"/>
+                      <w:u w:val="none"/>
+                      <w:bdr w:val="none" w:color="auto" w:sz="0" w:space="0"/>
+                      <w:vertAlign w:val="baseline"/>
+                    </w:rPr>
+                    <w:t>D9</w:t>
+                  </w:r>
+                </w:p>
+              </w:tc>
+            </w:tr>
+            <w:tr>
+              <w:tblPrEx>
+                <w:tblBorders>
+                  <w:top w:val="none" w:color="auto" w:sz="0" w:space="0"/>
+                  <w:left w:val="none" w:color="auto" w:sz="0" w:space="0"/>
+                  <w:bottom w:val="none" w:color="auto" w:sz="0" w:space="0"/>
+                  <w:right w:val="none" w:color="auto" w:sz="0" w:space="0"/>
+                  <w:insideH w:val="none" w:color="auto" w:sz="0" w:space="0"/>
+                  <w:insideV w:val="none" w:color="auto" w:sz="0" w:space="0"/>
+                </w:tblBorders>
+                <w:shd w:val="clear"/>
+                <w:tblCellMar>
+                  <w:top w:w="15" w:type="dxa"/>
+                  <w:left w:w="15" w:type="dxa"/>
+                  <w:bottom w:w="15" w:type="dxa"/>
+                  <w:right w:w="15" w:type="dxa"/>
+                </w:tblCellMar>
+              </w:tblPrEx>
+              <w:trPr>
+                <w:trHeight w:val="0" w:hRule="atLeast"/>
+              </w:trPr>
+              <w:tc>
+                <w:tcPr>
+                  <w:tcW w:w="0" w:type="auto"/>
+                  <w:tcBorders>
+                    <w:top w:val="single" w:color="000000" w:sz="8" w:space="0"/>
+                    <w:left w:val="single" w:color="000000" w:sz="8" w:space="0"/>
+                    <w:bottom w:val="single" w:color="000000" w:sz="8" w:space="0"/>
+                    <w:right w:val="single" w:color="000000" w:sz="8" w:space="0"/>
+                  </w:tcBorders>
+                  <w:shd w:val="clear"/>
+                  <w:tcMar>
+                    <w:top w:w="100" w:type="dxa"/>
+                    <w:left w:w="100" w:type="dxa"/>
+                    <w:bottom w:w="100" w:type="dxa"/>
+                    <w:right w:w="100" w:type="dxa"/>
+                  </w:tcMar>
+                  <w:vAlign w:val="top"/>
+                </w:tcPr>
+                <w:p>
+                  <w:pPr>
+                    <w:pStyle w:val="4"/>
+                    <w:keepNext w:val="0"/>
+                    <w:keepLines w:val="0"/>
+                    <w:widowControl/>
+                    <w:suppressLineNumbers w:val="0"/>
+                    <w:bidi w:val="0"/>
+                    <w:spacing w:before="0" w:beforeAutospacing="0" w:after="0" w:afterAutospacing="0" w:line="15" w:lineRule="atLeast"/>
+                  </w:pPr>
+                  <w:r>
+                    <w:rPr>
+                      <w:rFonts w:hint="default" w:ascii="Times New Roman" w:hAnsi="Times New Roman" w:cs="Times New Roman"/>
+                      <w:i w:val="0"/>
+                      <w:iCs w:val="0"/>
+                      <w:color w:val="000000"/>
+                      <w:sz w:val="20"/>
+                      <w:szCs w:val="20"/>
+                      <w:u w:val="none"/>
+                      <w:bdr w:val="none" w:color="auto" w:sz="0" w:space="0"/>
+                      <w:vertAlign w:val="baseline"/>
+                    </w:rPr>
+                    <w:t>7=data bus line</w:t>
+                  </w:r>
+                </w:p>
+              </w:tc>
+              <w:tc>
+                <w:tcPr>
+                  <w:tcW w:w="0" w:type="auto"/>
+                  <w:tcBorders>
+                    <w:top w:val="single" w:color="000000" w:sz="8" w:space="0"/>
+                    <w:left w:val="single" w:color="000000" w:sz="8" w:space="0"/>
+                    <w:bottom w:val="single" w:color="000000" w:sz="8" w:space="0"/>
+                    <w:right w:val="single" w:color="000000" w:sz="8" w:space="0"/>
+                  </w:tcBorders>
+                  <w:shd w:val="clear"/>
+                  <w:tcMar>
+                    <w:top w:w="100" w:type="dxa"/>
+                    <w:left w:w="100" w:type="dxa"/>
+                    <w:bottom w:w="100" w:type="dxa"/>
+                    <w:right w:w="100" w:type="dxa"/>
+                  </w:tcMar>
+                  <w:vAlign w:val="top"/>
+                </w:tcPr>
+                <w:p>
+                  <w:pPr>
+                    <w:pStyle w:val="4"/>
+                    <w:keepNext w:val="0"/>
+                    <w:keepLines w:val="0"/>
+                    <w:widowControl/>
+                    <w:suppressLineNumbers w:val="0"/>
+                    <w:bidi w:val="0"/>
+                    <w:spacing w:before="0" w:beforeAutospacing="0" w:after="0" w:afterAutospacing="0" w:line="15" w:lineRule="atLeast"/>
+                  </w:pPr>
+                  <w:r>
+                    <w:rPr>
+                      <w:rFonts w:hint="default" w:ascii="Times New Roman" w:hAnsi="Times New Roman" w:cs="Times New Roman"/>
+                      <w:i w:val="0"/>
+                      <w:iCs w:val="0"/>
+                      <w:color w:val="000000"/>
+                      <w:sz w:val="20"/>
+                      <w:szCs w:val="20"/>
+                      <w:u w:val="none"/>
+                      <w:bdr w:val="none" w:color="auto" w:sz="0" w:space="0"/>
+                      <w:vertAlign w:val="baseline"/>
+                    </w:rPr>
+                    <w:t>NC/ no conectado</w:t>
+                  </w:r>
+                </w:p>
+              </w:tc>
+            </w:tr>
+            <w:tr>
+              <w:tblPrEx>
+                <w:tblBorders>
+                  <w:top w:val="none" w:color="auto" w:sz="0" w:space="0"/>
+                  <w:left w:val="none" w:color="auto" w:sz="0" w:space="0"/>
+                  <w:bottom w:val="none" w:color="auto" w:sz="0" w:space="0"/>
+                  <w:right w:val="none" w:color="auto" w:sz="0" w:space="0"/>
+                  <w:insideH w:val="none" w:color="auto" w:sz="0" w:space="0"/>
+                  <w:insideV w:val="none" w:color="auto" w:sz="0" w:space="0"/>
+                </w:tblBorders>
+                <w:shd w:val="clear"/>
+                <w:tblCellMar>
+                  <w:top w:w="15" w:type="dxa"/>
+                  <w:left w:w="15" w:type="dxa"/>
+                  <w:bottom w:w="15" w:type="dxa"/>
+                  <w:right w:w="15" w:type="dxa"/>
+                </w:tblCellMar>
+              </w:tblPrEx>
+              <w:trPr>
+                <w:trHeight w:val="0" w:hRule="atLeast"/>
+              </w:trPr>
+              <w:tc>
+                <w:tcPr>
+                  <w:tcW w:w="0" w:type="auto"/>
+                  <w:tcBorders>
+                    <w:top w:val="single" w:color="000000" w:sz="8" w:space="0"/>
+                    <w:left w:val="single" w:color="000000" w:sz="8" w:space="0"/>
+                    <w:bottom w:val="single" w:color="000000" w:sz="8" w:space="0"/>
+                    <w:right w:val="single" w:color="000000" w:sz="8" w:space="0"/>
+                  </w:tcBorders>
+                  <w:shd w:val="clear"/>
+                  <w:tcMar>
+                    <w:top w:w="100" w:type="dxa"/>
+                    <w:left w:w="100" w:type="dxa"/>
+                    <w:bottom w:w="100" w:type="dxa"/>
+                    <w:right w:w="100" w:type="dxa"/>
+                  </w:tcMar>
+                  <w:vAlign w:val="top"/>
+                </w:tcPr>
+                <w:p>
+                  <w:pPr>
+                    <w:pStyle w:val="4"/>
+                    <w:keepNext w:val="0"/>
+                    <w:keepLines w:val="0"/>
+                    <w:widowControl/>
+                    <w:suppressLineNumbers w:val="0"/>
+                    <w:bidi w:val="0"/>
+                    <w:spacing w:before="0" w:beforeAutospacing="0" w:after="0" w:afterAutospacing="0" w:line="15" w:lineRule="atLeast"/>
+                  </w:pPr>
+                  <w:r>
+                    <w:rPr>
+                      <w:rFonts w:hint="default" w:ascii="Times New Roman" w:hAnsi="Times New Roman" w:cs="Times New Roman"/>
+                      <w:i w:val="0"/>
+                      <w:iCs w:val="0"/>
+                      <w:color w:val="000000"/>
+                      <w:sz w:val="20"/>
+                      <w:szCs w:val="20"/>
+                      <w:u w:val="none"/>
+                      <w:bdr w:val="none" w:color="auto" w:sz="0" w:space="0"/>
+                      <w:vertAlign w:val="baseline"/>
+                    </w:rPr>
+                    <w:t>8=data bus line</w:t>
+                  </w:r>
+                </w:p>
+              </w:tc>
+              <w:tc>
+                <w:tcPr>
+                  <w:tcW w:w="0" w:type="auto"/>
+                  <w:tcBorders>
+                    <w:top w:val="single" w:color="000000" w:sz="8" w:space="0"/>
+                    <w:left w:val="single" w:color="000000" w:sz="8" w:space="0"/>
+                    <w:bottom w:val="single" w:color="000000" w:sz="8" w:space="0"/>
+                    <w:right w:val="single" w:color="000000" w:sz="8" w:space="0"/>
+                  </w:tcBorders>
+                  <w:shd w:val="clear"/>
+                  <w:tcMar>
+                    <w:top w:w="100" w:type="dxa"/>
+                    <w:left w:w="100" w:type="dxa"/>
+                    <w:bottom w:w="100" w:type="dxa"/>
+                    <w:right w:w="100" w:type="dxa"/>
+                  </w:tcMar>
+                  <w:vAlign w:val="top"/>
+                </w:tcPr>
+                <w:p>
+                  <w:pPr>
+                    <w:pStyle w:val="4"/>
+                    <w:keepNext w:val="0"/>
+                    <w:keepLines w:val="0"/>
+                    <w:widowControl/>
+                    <w:suppressLineNumbers w:val="0"/>
+                    <w:bidi w:val="0"/>
+                    <w:spacing w:before="0" w:beforeAutospacing="0" w:after="0" w:afterAutospacing="0" w:line="15" w:lineRule="atLeast"/>
+                  </w:pPr>
+                  <w:r>
+                    <w:rPr>
+                      <w:rFonts w:hint="default" w:ascii="Times New Roman" w:hAnsi="Times New Roman" w:cs="Times New Roman"/>
+                      <w:i w:val="0"/>
+                      <w:iCs w:val="0"/>
+                      <w:color w:val="000000"/>
+                      <w:sz w:val="20"/>
+                      <w:szCs w:val="20"/>
+                      <w:u w:val="none"/>
+                      <w:bdr w:val="none" w:color="auto" w:sz="0" w:space="0"/>
+                      <w:vertAlign w:val="baseline"/>
+                    </w:rPr>
+                    <w:t>NC/ no conectado</w:t>
+                  </w:r>
+                </w:p>
+              </w:tc>
+            </w:tr>
+            <w:tr>
+              <w:tblPrEx>
+                <w:tblBorders>
+                  <w:top w:val="none" w:color="auto" w:sz="0" w:space="0"/>
+                  <w:left w:val="none" w:color="auto" w:sz="0" w:space="0"/>
+                  <w:bottom w:val="none" w:color="auto" w:sz="0" w:space="0"/>
+                  <w:right w:val="none" w:color="auto" w:sz="0" w:space="0"/>
+                  <w:insideH w:val="none" w:color="auto" w:sz="0" w:space="0"/>
+                  <w:insideV w:val="none" w:color="auto" w:sz="0" w:space="0"/>
+                </w:tblBorders>
+                <w:tblCellMar>
+                  <w:top w:w="15" w:type="dxa"/>
+                  <w:left w:w="15" w:type="dxa"/>
+                  <w:bottom w:w="15" w:type="dxa"/>
+                  <w:right w:w="15" w:type="dxa"/>
+                </w:tblCellMar>
+              </w:tblPrEx>
+              <w:trPr>
+                <w:trHeight w:val="460" w:hRule="atLeast"/>
+              </w:trPr>
+              <w:tc>
+                <w:tcPr>
+                  <w:tcW w:w="0" w:type="auto"/>
+                  <w:tcBorders>
+                    <w:top w:val="single" w:color="000000" w:sz="8" w:space="0"/>
+                    <w:left w:val="single" w:color="000000" w:sz="8" w:space="0"/>
+                    <w:bottom w:val="single" w:color="000000" w:sz="8" w:space="0"/>
+                    <w:right w:val="single" w:color="000000" w:sz="8" w:space="0"/>
+                  </w:tcBorders>
+                  <w:shd w:val="clear"/>
+                  <w:tcMar>
+                    <w:top w:w="100" w:type="dxa"/>
+                    <w:left w:w="100" w:type="dxa"/>
+                    <w:bottom w:w="100" w:type="dxa"/>
+                    <w:right w:w="100" w:type="dxa"/>
+                  </w:tcMar>
+                  <w:vAlign w:val="top"/>
+                </w:tcPr>
+                <w:p>
+                  <w:pPr>
+                    <w:pStyle w:val="4"/>
+                    <w:keepNext w:val="0"/>
+                    <w:keepLines w:val="0"/>
+                    <w:widowControl/>
+                    <w:suppressLineNumbers w:val="0"/>
+                    <w:bidi w:val="0"/>
+                    <w:spacing w:before="0" w:beforeAutospacing="0" w:after="0" w:afterAutospacing="0" w:line="15" w:lineRule="atLeast"/>
+                  </w:pPr>
+                  <w:r>
+                    <w:rPr>
+                      <w:rFonts w:hint="default" w:ascii="Times New Roman" w:hAnsi="Times New Roman" w:cs="Times New Roman"/>
+                      <w:i w:val="0"/>
+                      <w:iCs w:val="0"/>
+                      <w:color w:val="000000"/>
+                      <w:sz w:val="20"/>
+                      <w:szCs w:val="20"/>
+                      <w:u w:val="none"/>
+                      <w:bdr w:val="none" w:color="auto" w:sz="0" w:space="0"/>
+                      <w:vertAlign w:val="baseline"/>
+                    </w:rPr>
+                    <w:t>9=data bus line</w:t>
+                  </w:r>
+                </w:p>
+              </w:tc>
+              <w:tc>
+                <w:tcPr>
+                  <w:tcW w:w="0" w:type="auto"/>
+                  <w:tcBorders>
+                    <w:top w:val="single" w:color="000000" w:sz="8" w:space="0"/>
+                    <w:left w:val="single" w:color="000000" w:sz="8" w:space="0"/>
+                    <w:bottom w:val="single" w:color="000000" w:sz="8" w:space="0"/>
+                    <w:right w:val="single" w:color="000000" w:sz="8" w:space="0"/>
+                  </w:tcBorders>
+                  <w:shd w:val="clear"/>
+                  <w:tcMar>
+                    <w:top w:w="100" w:type="dxa"/>
+                    <w:left w:w="100" w:type="dxa"/>
+                    <w:bottom w:w="100" w:type="dxa"/>
+                    <w:right w:w="100" w:type="dxa"/>
+                  </w:tcMar>
+                  <w:vAlign w:val="top"/>
+                </w:tcPr>
+                <w:p>
+                  <w:pPr>
+                    <w:pStyle w:val="4"/>
+                    <w:keepNext w:val="0"/>
+                    <w:keepLines w:val="0"/>
+                    <w:widowControl/>
+                    <w:suppressLineNumbers w:val="0"/>
+                    <w:bidi w:val="0"/>
+                    <w:spacing w:before="0" w:beforeAutospacing="0" w:after="0" w:afterAutospacing="0" w:line="15" w:lineRule="atLeast"/>
+                  </w:pPr>
+                  <w:r>
+                    <w:rPr>
+                      <w:rFonts w:hint="default" w:ascii="Times New Roman" w:hAnsi="Times New Roman" w:cs="Times New Roman"/>
+                      <w:i w:val="0"/>
+                      <w:iCs w:val="0"/>
+                      <w:color w:val="000000"/>
+                      <w:sz w:val="20"/>
+                      <w:szCs w:val="20"/>
+                      <w:u w:val="none"/>
+                      <w:bdr w:val="none" w:color="auto" w:sz="0" w:space="0"/>
+                      <w:vertAlign w:val="baseline"/>
+                    </w:rPr>
+                    <w:t>NC/ no conectado</w:t>
+                  </w:r>
+                </w:p>
+              </w:tc>
+            </w:tr>
+            <w:tr>
+              <w:tblPrEx>
+                <w:tblBorders>
+                  <w:top w:val="none" w:color="auto" w:sz="0" w:space="0"/>
+                  <w:left w:val="none" w:color="auto" w:sz="0" w:space="0"/>
+                  <w:bottom w:val="none" w:color="auto" w:sz="0" w:space="0"/>
+                  <w:right w:val="none" w:color="auto" w:sz="0" w:space="0"/>
+                  <w:insideH w:val="none" w:color="auto" w:sz="0" w:space="0"/>
+                  <w:insideV w:val="none" w:color="auto" w:sz="0" w:space="0"/>
+                </w:tblBorders>
+                <w:tblCellMar>
+                  <w:top w:w="15" w:type="dxa"/>
+                  <w:left w:w="15" w:type="dxa"/>
+                  <w:bottom w:w="15" w:type="dxa"/>
+                  <w:right w:w="15" w:type="dxa"/>
+                </w:tblCellMar>
+              </w:tblPrEx>
+              <w:trPr>
+                <w:trHeight w:val="400" w:hRule="atLeast"/>
+              </w:trPr>
+              <w:tc>
+                <w:tcPr>
+                  <w:tcW w:w="0" w:type="auto"/>
+                  <w:tcBorders>
+                    <w:top w:val="single" w:color="000000" w:sz="8" w:space="0"/>
+                    <w:left w:val="single" w:color="000000" w:sz="8" w:space="0"/>
+                    <w:bottom w:val="single" w:color="000000" w:sz="8" w:space="0"/>
+                    <w:right w:val="single" w:color="000000" w:sz="8" w:space="0"/>
+                  </w:tcBorders>
+                  <w:shd w:val="clear"/>
+                  <w:tcMar>
+                    <w:top w:w="100" w:type="dxa"/>
+                    <w:left w:w="100" w:type="dxa"/>
+                    <w:bottom w:w="100" w:type="dxa"/>
+                    <w:right w:w="100" w:type="dxa"/>
+                  </w:tcMar>
+                  <w:vAlign w:val="top"/>
+                </w:tcPr>
+                <w:p>
+                  <w:pPr>
+                    <w:pStyle w:val="4"/>
+                    <w:keepNext w:val="0"/>
+                    <w:keepLines w:val="0"/>
+                    <w:widowControl/>
+                    <w:suppressLineNumbers w:val="0"/>
+                    <w:bidi w:val="0"/>
+                    <w:spacing w:before="0" w:beforeAutospacing="0" w:after="0" w:afterAutospacing="0" w:line="15" w:lineRule="atLeast"/>
+                  </w:pPr>
+                  <w:r>
+                    <w:rPr>
+                      <w:rFonts w:hint="default" w:ascii="Times New Roman" w:hAnsi="Times New Roman" w:cs="Times New Roman"/>
+                      <w:i w:val="0"/>
+                      <w:iCs w:val="0"/>
+                      <w:color w:val="000000"/>
+                      <w:sz w:val="20"/>
+                      <w:szCs w:val="20"/>
+                      <w:u w:val="none"/>
+                      <w:bdr w:val="none" w:color="auto" w:sz="0" w:space="0"/>
+                      <w:vertAlign w:val="baseline"/>
+                    </w:rPr>
+                    <w:t>10=data bus line</w:t>
+                  </w:r>
+                </w:p>
+              </w:tc>
+              <w:tc>
+                <w:tcPr>
+                  <w:tcW w:w="0" w:type="auto"/>
+                  <w:tcBorders>
+                    <w:top w:val="single" w:color="000000" w:sz="8" w:space="0"/>
+                    <w:left w:val="single" w:color="000000" w:sz="8" w:space="0"/>
+                    <w:bottom w:val="single" w:color="000000" w:sz="8" w:space="0"/>
+                    <w:right w:val="single" w:color="000000" w:sz="8" w:space="0"/>
+                  </w:tcBorders>
+                  <w:shd w:val="clear"/>
+                  <w:tcMar>
+                    <w:top w:w="100" w:type="dxa"/>
+                    <w:left w:w="100" w:type="dxa"/>
+                    <w:bottom w:w="100" w:type="dxa"/>
+                    <w:right w:w="100" w:type="dxa"/>
+                  </w:tcMar>
+                  <w:vAlign w:val="top"/>
+                </w:tcPr>
+                <w:p>
+                  <w:pPr>
+                    <w:pStyle w:val="4"/>
+                    <w:keepNext w:val="0"/>
+                    <w:keepLines w:val="0"/>
+                    <w:widowControl/>
+                    <w:suppressLineNumbers w:val="0"/>
+                    <w:bidi w:val="0"/>
+                    <w:spacing w:before="0" w:beforeAutospacing="0" w:after="0" w:afterAutospacing="0" w:line="15" w:lineRule="atLeast"/>
+                  </w:pPr>
+                  <w:r>
+                    <w:rPr>
+                      <w:rFonts w:hint="default" w:ascii="Times New Roman" w:hAnsi="Times New Roman" w:cs="Times New Roman"/>
+                      <w:i w:val="0"/>
+                      <w:iCs w:val="0"/>
+                      <w:color w:val="000000"/>
+                      <w:sz w:val="20"/>
+                      <w:szCs w:val="20"/>
+                      <w:u w:val="none"/>
+                      <w:bdr w:val="none" w:color="auto" w:sz="0" w:space="0"/>
+                      <w:vertAlign w:val="baseline"/>
+                    </w:rPr>
+                    <w:t>NC/ no conectado</w:t>
+                  </w:r>
+                </w:p>
+              </w:tc>
+            </w:tr>
+            <w:tr>
+              <w:tblPrEx>
+                <w:tblBorders>
+                  <w:top w:val="none" w:color="auto" w:sz="0" w:space="0"/>
+                  <w:left w:val="none" w:color="auto" w:sz="0" w:space="0"/>
+                  <w:bottom w:val="none" w:color="auto" w:sz="0" w:space="0"/>
+                  <w:right w:val="none" w:color="auto" w:sz="0" w:space="0"/>
+                  <w:insideH w:val="none" w:color="auto" w:sz="0" w:space="0"/>
+                  <w:insideV w:val="none" w:color="auto" w:sz="0" w:space="0"/>
+                </w:tblBorders>
+                <w:shd w:val="clear"/>
+                <w:tblCellMar>
+                  <w:top w:w="15" w:type="dxa"/>
+                  <w:left w:w="15" w:type="dxa"/>
+                  <w:bottom w:w="15" w:type="dxa"/>
+                  <w:right w:w="15" w:type="dxa"/>
+                </w:tblCellMar>
+              </w:tblPrEx>
+              <w:trPr>
+                <w:trHeight w:val="0" w:hRule="atLeast"/>
+              </w:trPr>
+              <w:tc>
+                <w:tcPr>
+                  <w:tcW w:w="0" w:type="auto"/>
+                  <w:tcBorders>
+                    <w:top w:val="single" w:color="000000" w:sz="8" w:space="0"/>
+                    <w:left w:val="single" w:color="000000" w:sz="8" w:space="0"/>
+                    <w:bottom w:val="single" w:color="000000" w:sz="8" w:space="0"/>
+                    <w:right w:val="single" w:color="000000" w:sz="8" w:space="0"/>
+                  </w:tcBorders>
+                  <w:shd w:val="clear"/>
+                  <w:tcMar>
+                    <w:top w:w="100" w:type="dxa"/>
+                    <w:left w:w="100" w:type="dxa"/>
+                    <w:bottom w:w="100" w:type="dxa"/>
+                    <w:right w:w="100" w:type="dxa"/>
+                  </w:tcMar>
+                  <w:vAlign w:val="top"/>
+                </w:tcPr>
+                <w:p>
+                  <w:pPr>
+                    <w:pStyle w:val="4"/>
+                    <w:keepNext w:val="0"/>
+                    <w:keepLines w:val="0"/>
+                    <w:widowControl/>
+                    <w:suppressLineNumbers w:val="0"/>
+                    <w:bidi w:val="0"/>
+                    <w:spacing w:before="0" w:beforeAutospacing="0" w:after="0" w:afterAutospacing="0" w:line="15" w:lineRule="atLeast"/>
+                  </w:pPr>
+                  <w:r>
+                    <w:rPr>
+                      <w:rFonts w:hint="default" w:ascii="Times New Roman" w:hAnsi="Times New Roman" w:cs="Times New Roman"/>
+                      <w:i w:val="0"/>
+                      <w:iCs w:val="0"/>
+                      <w:color w:val="000000"/>
+                      <w:sz w:val="20"/>
+                      <w:szCs w:val="20"/>
+                      <w:u w:val="none"/>
+                      <w:bdr w:val="none" w:color="auto" w:sz="0" w:space="0"/>
+                      <w:vertAlign w:val="baseline"/>
+                    </w:rPr>
+                    <w:t>11=data bus line</w:t>
+                  </w:r>
+                </w:p>
+              </w:tc>
+              <w:tc>
+                <w:tcPr>
+                  <w:tcW w:w="0" w:type="auto"/>
+                  <w:tcBorders>
+                    <w:top w:val="single" w:color="000000" w:sz="8" w:space="0"/>
+                    <w:left w:val="single" w:color="000000" w:sz="8" w:space="0"/>
+                    <w:bottom w:val="single" w:color="000000" w:sz="8" w:space="0"/>
+                    <w:right w:val="single" w:color="000000" w:sz="8" w:space="0"/>
+                  </w:tcBorders>
+                  <w:shd w:val="clear"/>
+                  <w:tcMar>
+                    <w:top w:w="100" w:type="dxa"/>
+                    <w:left w:w="100" w:type="dxa"/>
+                    <w:bottom w:w="100" w:type="dxa"/>
+                    <w:right w:w="100" w:type="dxa"/>
+                  </w:tcMar>
+                  <w:vAlign w:val="top"/>
+                </w:tcPr>
+                <w:p>
+                  <w:pPr>
+                    <w:pStyle w:val="4"/>
+                    <w:keepNext w:val="0"/>
+                    <w:keepLines w:val="0"/>
+                    <w:widowControl/>
+                    <w:suppressLineNumbers w:val="0"/>
+                    <w:bidi w:val="0"/>
+                    <w:spacing w:before="0" w:beforeAutospacing="0" w:after="0" w:afterAutospacing="0" w:line="15" w:lineRule="atLeast"/>
+                  </w:pPr>
+                  <w:r>
+                    <w:rPr>
+                      <w:rFonts w:hint="default" w:ascii="Times New Roman" w:hAnsi="Times New Roman" w:cs="Times New Roman"/>
+                      <w:i w:val="0"/>
+                      <w:iCs w:val="0"/>
+                      <w:color w:val="000000"/>
+                      <w:sz w:val="20"/>
+                      <w:szCs w:val="20"/>
+                      <w:u w:val="none"/>
+                      <w:bdr w:val="none" w:color="auto" w:sz="0" w:space="0"/>
+                      <w:vertAlign w:val="baseline"/>
+                    </w:rPr>
+                    <w:t>D4</w:t>
+                  </w:r>
+                </w:p>
+              </w:tc>
+            </w:tr>
+            <w:tr>
+              <w:tblPrEx>
+                <w:tblBorders>
+                  <w:top w:val="none" w:color="auto" w:sz="0" w:space="0"/>
+                  <w:left w:val="none" w:color="auto" w:sz="0" w:space="0"/>
+                  <w:bottom w:val="none" w:color="auto" w:sz="0" w:space="0"/>
+                  <w:right w:val="none" w:color="auto" w:sz="0" w:space="0"/>
+                  <w:insideH w:val="none" w:color="auto" w:sz="0" w:space="0"/>
+                  <w:insideV w:val="none" w:color="auto" w:sz="0" w:space="0"/>
+                </w:tblBorders>
+                <w:shd w:val="clear"/>
+                <w:tblCellMar>
+                  <w:top w:w="15" w:type="dxa"/>
+                  <w:left w:w="15" w:type="dxa"/>
+                  <w:bottom w:w="15" w:type="dxa"/>
+                  <w:right w:w="15" w:type="dxa"/>
+                </w:tblCellMar>
+              </w:tblPrEx>
+              <w:trPr>
+                <w:trHeight w:val="0" w:hRule="atLeast"/>
+              </w:trPr>
+              <w:tc>
+                <w:tcPr>
+                  <w:tcW w:w="0" w:type="auto"/>
+                  <w:tcBorders>
+                    <w:top w:val="single" w:color="000000" w:sz="8" w:space="0"/>
+                    <w:left w:val="single" w:color="000000" w:sz="8" w:space="0"/>
+                    <w:bottom w:val="single" w:color="000000" w:sz="8" w:space="0"/>
+                    <w:right w:val="single" w:color="000000" w:sz="8" w:space="0"/>
+                  </w:tcBorders>
+                  <w:shd w:val="clear"/>
+                  <w:tcMar>
+                    <w:top w:w="100" w:type="dxa"/>
+                    <w:left w:w="100" w:type="dxa"/>
+                    <w:bottom w:w="100" w:type="dxa"/>
+                    <w:right w:w="100" w:type="dxa"/>
+                  </w:tcMar>
+                  <w:vAlign w:val="top"/>
+                </w:tcPr>
+                <w:p>
+                  <w:pPr>
+                    <w:pStyle w:val="4"/>
+                    <w:keepNext w:val="0"/>
+                    <w:keepLines w:val="0"/>
+                    <w:widowControl/>
+                    <w:suppressLineNumbers w:val="0"/>
+                    <w:bidi w:val="0"/>
+                    <w:spacing w:before="0" w:beforeAutospacing="0" w:after="0" w:afterAutospacing="0" w:line="15" w:lineRule="atLeast"/>
+                  </w:pPr>
+                  <w:r>
+                    <w:rPr>
+                      <w:rFonts w:hint="default" w:ascii="Times New Roman" w:hAnsi="Times New Roman" w:cs="Times New Roman"/>
+                      <w:i w:val="0"/>
+                      <w:iCs w:val="0"/>
+                      <w:color w:val="000000"/>
+                      <w:sz w:val="20"/>
+                      <w:szCs w:val="20"/>
+                      <w:u w:val="none"/>
+                      <w:bdr w:val="none" w:color="auto" w:sz="0" w:space="0"/>
+                      <w:vertAlign w:val="baseline"/>
+                    </w:rPr>
+                    <w:t>12=data bus line</w:t>
+                  </w:r>
+                </w:p>
+              </w:tc>
+              <w:tc>
+                <w:tcPr>
+                  <w:tcW w:w="0" w:type="auto"/>
+                  <w:tcBorders>
+                    <w:top w:val="single" w:color="000000" w:sz="8" w:space="0"/>
+                    <w:left w:val="single" w:color="000000" w:sz="8" w:space="0"/>
+                    <w:bottom w:val="single" w:color="000000" w:sz="8" w:space="0"/>
+                    <w:right w:val="single" w:color="000000" w:sz="8" w:space="0"/>
+                  </w:tcBorders>
+                  <w:shd w:val="clear"/>
+                  <w:tcMar>
+                    <w:top w:w="100" w:type="dxa"/>
+                    <w:left w:w="100" w:type="dxa"/>
+                    <w:bottom w:w="100" w:type="dxa"/>
+                    <w:right w:w="100" w:type="dxa"/>
+                  </w:tcMar>
+                  <w:vAlign w:val="top"/>
+                </w:tcPr>
+                <w:p>
+                  <w:pPr>
+                    <w:pStyle w:val="4"/>
+                    <w:keepNext w:val="0"/>
+                    <w:keepLines w:val="0"/>
+                    <w:widowControl/>
+                    <w:suppressLineNumbers w:val="0"/>
+                    <w:bidi w:val="0"/>
+                    <w:spacing w:before="0" w:beforeAutospacing="0" w:after="0" w:afterAutospacing="0" w:line="15" w:lineRule="atLeast"/>
+                  </w:pPr>
+                  <w:r>
+                    <w:rPr>
+                      <w:rFonts w:hint="default" w:ascii="Times New Roman" w:hAnsi="Times New Roman" w:cs="Times New Roman"/>
+                      <w:i w:val="0"/>
+                      <w:iCs w:val="0"/>
+                      <w:color w:val="000000"/>
+                      <w:sz w:val="20"/>
+                      <w:szCs w:val="20"/>
+                      <w:u w:val="none"/>
+                      <w:bdr w:val="none" w:color="auto" w:sz="0" w:space="0"/>
+                      <w:vertAlign w:val="baseline"/>
+                    </w:rPr>
+                    <w:t>D5</w:t>
+                  </w:r>
+                </w:p>
+              </w:tc>
+            </w:tr>
+            <w:tr>
+              <w:tblPrEx>
+                <w:tblBorders>
+                  <w:top w:val="none" w:color="auto" w:sz="0" w:space="0"/>
+                  <w:left w:val="none" w:color="auto" w:sz="0" w:space="0"/>
+                  <w:bottom w:val="none" w:color="auto" w:sz="0" w:space="0"/>
+                  <w:right w:val="none" w:color="auto" w:sz="0" w:space="0"/>
+                  <w:insideH w:val="none" w:color="auto" w:sz="0" w:space="0"/>
+                  <w:insideV w:val="none" w:color="auto" w:sz="0" w:space="0"/>
+                </w:tblBorders>
+                <w:shd w:val="clear"/>
+                <w:tblCellMar>
+                  <w:top w:w="15" w:type="dxa"/>
+                  <w:left w:w="15" w:type="dxa"/>
+                  <w:bottom w:w="15" w:type="dxa"/>
+                  <w:right w:w="15" w:type="dxa"/>
+                </w:tblCellMar>
+              </w:tblPrEx>
+              <w:trPr>
+                <w:trHeight w:val="0" w:hRule="atLeast"/>
+              </w:trPr>
+              <w:tc>
+                <w:tcPr>
+                  <w:tcW w:w="0" w:type="auto"/>
+                  <w:tcBorders>
+                    <w:top w:val="single" w:color="000000" w:sz="8" w:space="0"/>
+                    <w:left w:val="single" w:color="000000" w:sz="8" w:space="0"/>
+                    <w:bottom w:val="single" w:color="000000" w:sz="8" w:space="0"/>
+                    <w:right w:val="single" w:color="000000" w:sz="8" w:space="0"/>
+                  </w:tcBorders>
+                  <w:shd w:val="clear"/>
+                  <w:tcMar>
+                    <w:top w:w="100" w:type="dxa"/>
+                    <w:left w:w="100" w:type="dxa"/>
+                    <w:bottom w:w="100" w:type="dxa"/>
+                    <w:right w:w="100" w:type="dxa"/>
+                  </w:tcMar>
+                  <w:vAlign w:val="top"/>
+                </w:tcPr>
+                <w:p>
+                  <w:pPr>
+                    <w:pStyle w:val="4"/>
+                    <w:keepNext w:val="0"/>
+                    <w:keepLines w:val="0"/>
+                    <w:widowControl/>
+                    <w:suppressLineNumbers w:val="0"/>
+                    <w:bidi w:val="0"/>
+                    <w:spacing w:before="0" w:beforeAutospacing="0" w:after="0" w:afterAutospacing="0" w:line="15" w:lineRule="atLeast"/>
+                  </w:pPr>
+                  <w:r>
+                    <w:rPr>
+                      <w:rFonts w:hint="default" w:ascii="Times New Roman" w:hAnsi="Times New Roman" w:cs="Times New Roman"/>
+                      <w:i w:val="0"/>
+                      <w:iCs w:val="0"/>
+                      <w:color w:val="000000"/>
+                      <w:sz w:val="20"/>
+                      <w:szCs w:val="20"/>
+                      <w:u w:val="none"/>
+                      <w:bdr w:val="none" w:color="auto" w:sz="0" w:space="0"/>
+                      <w:vertAlign w:val="baseline"/>
+                    </w:rPr>
+                    <w:t>13=data bus line</w:t>
+                  </w:r>
+                </w:p>
+              </w:tc>
+              <w:tc>
+                <w:tcPr>
+                  <w:tcW w:w="0" w:type="auto"/>
+                  <w:tcBorders>
+                    <w:top w:val="single" w:color="000000" w:sz="8" w:space="0"/>
+                    <w:left w:val="single" w:color="000000" w:sz="8" w:space="0"/>
+                    <w:bottom w:val="single" w:color="000000" w:sz="8" w:space="0"/>
+                    <w:right w:val="single" w:color="000000" w:sz="8" w:space="0"/>
+                  </w:tcBorders>
+                  <w:shd w:val="clear"/>
+                  <w:tcMar>
+                    <w:top w:w="100" w:type="dxa"/>
+                    <w:left w:w="100" w:type="dxa"/>
+                    <w:bottom w:w="100" w:type="dxa"/>
+                    <w:right w:w="100" w:type="dxa"/>
+                  </w:tcMar>
+                  <w:vAlign w:val="top"/>
+                </w:tcPr>
+                <w:p>
+                  <w:pPr>
+                    <w:pStyle w:val="4"/>
+                    <w:keepNext w:val="0"/>
+                    <w:keepLines w:val="0"/>
+                    <w:widowControl/>
+                    <w:suppressLineNumbers w:val="0"/>
+                    <w:bidi w:val="0"/>
+                    <w:spacing w:before="0" w:beforeAutospacing="0" w:after="0" w:afterAutospacing="0" w:line="15" w:lineRule="atLeast"/>
+                  </w:pPr>
+                  <w:r>
+                    <w:rPr>
+                      <w:rFonts w:hint="default" w:ascii="Times New Roman" w:hAnsi="Times New Roman" w:cs="Times New Roman"/>
+                      <w:i w:val="0"/>
+                      <w:iCs w:val="0"/>
+                      <w:color w:val="000000"/>
+                      <w:sz w:val="20"/>
+                      <w:szCs w:val="20"/>
+                      <w:u w:val="none"/>
+                      <w:bdr w:val="none" w:color="auto" w:sz="0" w:space="0"/>
+                      <w:vertAlign w:val="baseline"/>
+                    </w:rPr>
+                    <w:t>D6</w:t>
+                  </w:r>
+                </w:p>
+              </w:tc>
+            </w:tr>
+            <w:tr>
+              <w:tblPrEx>
+                <w:tblBorders>
+                  <w:top w:val="none" w:color="auto" w:sz="0" w:space="0"/>
+                  <w:left w:val="none" w:color="auto" w:sz="0" w:space="0"/>
+                  <w:bottom w:val="none" w:color="auto" w:sz="0" w:space="0"/>
+                  <w:right w:val="none" w:color="auto" w:sz="0" w:space="0"/>
+                  <w:insideH w:val="none" w:color="auto" w:sz="0" w:space="0"/>
+                  <w:insideV w:val="none" w:color="auto" w:sz="0" w:space="0"/>
+                </w:tblBorders>
+                <w:shd w:val="clear"/>
+                <w:tblCellMar>
+                  <w:top w:w="15" w:type="dxa"/>
+                  <w:left w:w="15" w:type="dxa"/>
+                  <w:bottom w:w="15" w:type="dxa"/>
+                  <w:right w:w="15" w:type="dxa"/>
+                </w:tblCellMar>
+              </w:tblPrEx>
+              <w:trPr>
+                <w:trHeight w:val="0" w:hRule="atLeast"/>
+              </w:trPr>
+              <w:tc>
+                <w:tcPr>
+                  <w:tcW w:w="0" w:type="auto"/>
+                  <w:tcBorders>
+                    <w:top w:val="single" w:color="000000" w:sz="8" w:space="0"/>
+                    <w:left w:val="single" w:color="000000" w:sz="8" w:space="0"/>
+                    <w:bottom w:val="single" w:color="000000" w:sz="8" w:space="0"/>
+                    <w:right w:val="single" w:color="000000" w:sz="8" w:space="0"/>
+                  </w:tcBorders>
+                  <w:shd w:val="clear"/>
+                  <w:tcMar>
+                    <w:top w:w="100" w:type="dxa"/>
+                    <w:left w:w="100" w:type="dxa"/>
+                    <w:bottom w:w="100" w:type="dxa"/>
+                    <w:right w:w="100" w:type="dxa"/>
+                  </w:tcMar>
+                  <w:vAlign w:val="top"/>
+                </w:tcPr>
+                <w:p>
+                  <w:pPr>
+                    <w:pStyle w:val="4"/>
+                    <w:keepNext w:val="0"/>
+                    <w:keepLines w:val="0"/>
+                    <w:widowControl/>
+                    <w:suppressLineNumbers w:val="0"/>
+                    <w:bidi w:val="0"/>
+                    <w:spacing w:before="0" w:beforeAutospacing="0" w:after="0" w:afterAutospacing="0" w:line="15" w:lineRule="atLeast"/>
+                  </w:pPr>
+                  <w:r>
+                    <w:rPr>
+                      <w:rFonts w:hint="default" w:ascii="Times New Roman" w:hAnsi="Times New Roman" w:cs="Times New Roman"/>
+                      <w:i w:val="0"/>
+                      <w:iCs w:val="0"/>
+                      <w:color w:val="000000"/>
+                      <w:sz w:val="20"/>
+                      <w:szCs w:val="20"/>
+                      <w:u w:val="none"/>
+                      <w:bdr w:val="none" w:color="auto" w:sz="0" w:space="0"/>
+                      <w:vertAlign w:val="baseline"/>
+                    </w:rPr>
+                    <w:t>14=data bus line</w:t>
+                  </w:r>
+                </w:p>
+              </w:tc>
+              <w:tc>
+                <w:tcPr>
+                  <w:tcW w:w="0" w:type="auto"/>
+                  <w:tcBorders>
+                    <w:top w:val="single" w:color="000000" w:sz="8" w:space="0"/>
+                    <w:left w:val="single" w:color="000000" w:sz="8" w:space="0"/>
+                    <w:bottom w:val="single" w:color="000000" w:sz="8" w:space="0"/>
+                    <w:right w:val="single" w:color="000000" w:sz="8" w:space="0"/>
+                  </w:tcBorders>
+                  <w:shd w:val="clear"/>
+                  <w:tcMar>
+                    <w:top w:w="100" w:type="dxa"/>
+                    <w:left w:w="100" w:type="dxa"/>
+                    <w:bottom w:w="100" w:type="dxa"/>
+                    <w:right w:w="100" w:type="dxa"/>
+                  </w:tcMar>
+                  <w:vAlign w:val="top"/>
+                </w:tcPr>
+                <w:p>
+                  <w:pPr>
+                    <w:pStyle w:val="4"/>
+                    <w:keepNext w:val="0"/>
+                    <w:keepLines w:val="0"/>
+                    <w:widowControl/>
+                    <w:suppressLineNumbers w:val="0"/>
+                    <w:bidi w:val="0"/>
+                    <w:spacing w:before="0" w:beforeAutospacing="0" w:after="0" w:afterAutospacing="0" w:line="15" w:lineRule="atLeast"/>
+                  </w:pPr>
+                  <w:r>
+                    <w:rPr>
+                      <w:rFonts w:hint="default" w:ascii="Times New Roman" w:hAnsi="Times New Roman" w:cs="Times New Roman"/>
+                      <w:i w:val="0"/>
+                      <w:iCs w:val="0"/>
+                      <w:color w:val="000000"/>
+                      <w:sz w:val="20"/>
+                      <w:szCs w:val="20"/>
+                      <w:u w:val="none"/>
+                      <w:bdr w:val="none" w:color="auto" w:sz="0" w:space="0"/>
+                      <w:vertAlign w:val="baseline"/>
+                    </w:rPr>
+                    <w:t>D7</w:t>
+                  </w:r>
+                </w:p>
+              </w:tc>
+            </w:tr>
+            <w:tr>
+              <w:tblPrEx>
+                <w:tblBorders>
+                  <w:top w:val="none" w:color="auto" w:sz="0" w:space="0"/>
+                  <w:left w:val="none" w:color="auto" w:sz="0" w:space="0"/>
+                  <w:bottom w:val="none" w:color="auto" w:sz="0" w:space="0"/>
+                  <w:right w:val="none" w:color="auto" w:sz="0" w:space="0"/>
+                  <w:insideH w:val="none" w:color="auto" w:sz="0" w:space="0"/>
+                  <w:insideV w:val="none" w:color="auto" w:sz="0" w:space="0"/>
+                </w:tblBorders>
+                <w:shd w:val="clear"/>
+                <w:tblCellMar>
+                  <w:top w:w="15" w:type="dxa"/>
+                  <w:left w:w="15" w:type="dxa"/>
+                  <w:bottom w:w="15" w:type="dxa"/>
+                  <w:right w:w="15" w:type="dxa"/>
+                </w:tblCellMar>
+              </w:tblPrEx>
+              <w:trPr>
+                <w:trHeight w:val="0" w:hRule="atLeast"/>
+              </w:trPr>
+              <w:tc>
+                <w:tcPr>
+                  <w:tcW w:w="0" w:type="auto"/>
+                  <w:tcBorders>
+                    <w:top w:val="single" w:color="000000" w:sz="8" w:space="0"/>
+                    <w:left w:val="single" w:color="000000" w:sz="8" w:space="0"/>
+                    <w:bottom w:val="single" w:color="000000" w:sz="8" w:space="0"/>
+                    <w:right w:val="single" w:color="000000" w:sz="8" w:space="0"/>
+                  </w:tcBorders>
+                  <w:shd w:val="clear"/>
+                  <w:tcMar>
+                    <w:top w:w="100" w:type="dxa"/>
+                    <w:left w:w="100" w:type="dxa"/>
+                    <w:bottom w:w="100" w:type="dxa"/>
+                    <w:right w:w="100" w:type="dxa"/>
+                  </w:tcMar>
+                  <w:vAlign w:val="top"/>
+                </w:tcPr>
+                <w:p>
+                  <w:pPr>
+                    <w:pStyle w:val="4"/>
+                    <w:keepNext w:val="0"/>
+                    <w:keepLines w:val="0"/>
+                    <w:widowControl/>
+                    <w:suppressLineNumbers w:val="0"/>
+                    <w:bidi w:val="0"/>
+                    <w:spacing w:before="0" w:beforeAutospacing="0" w:after="0" w:afterAutospacing="0" w:line="15" w:lineRule="atLeast"/>
+                  </w:pPr>
+                  <w:r>
+                    <w:rPr>
+                      <w:rFonts w:hint="default" w:ascii="Times New Roman" w:hAnsi="Times New Roman" w:cs="Times New Roman"/>
+                      <w:i w:val="0"/>
+                      <w:iCs w:val="0"/>
+                      <w:color w:val="000000"/>
+                      <w:sz w:val="20"/>
+                      <w:szCs w:val="20"/>
+                      <w:u w:val="none"/>
+                      <w:bdr w:val="none" w:color="auto" w:sz="0" w:space="0"/>
+                      <w:vertAlign w:val="baseline"/>
+                    </w:rPr>
+                    <w:t>15=Power supply for B/L +</w:t>
+                  </w:r>
+                </w:p>
+              </w:tc>
+              <w:tc>
+                <w:tcPr>
+                  <w:tcW w:w="0" w:type="auto"/>
+                  <w:tcBorders>
+                    <w:top w:val="single" w:color="000000" w:sz="8" w:space="0"/>
+                    <w:left w:val="single" w:color="000000" w:sz="8" w:space="0"/>
+                    <w:bottom w:val="single" w:color="000000" w:sz="8" w:space="0"/>
+                    <w:right w:val="single" w:color="000000" w:sz="8" w:space="0"/>
+                  </w:tcBorders>
+                  <w:shd w:val="clear"/>
+                  <w:tcMar>
+                    <w:top w:w="100" w:type="dxa"/>
+                    <w:left w:w="100" w:type="dxa"/>
+                    <w:bottom w:w="100" w:type="dxa"/>
+                    <w:right w:w="100" w:type="dxa"/>
+                  </w:tcMar>
+                  <w:vAlign w:val="top"/>
+                </w:tcPr>
+                <w:p>
+                  <w:pPr>
+                    <w:pStyle w:val="4"/>
+                    <w:keepNext w:val="0"/>
+                    <w:keepLines w:val="0"/>
+                    <w:widowControl/>
+                    <w:suppressLineNumbers w:val="0"/>
+                    <w:bidi w:val="0"/>
+                    <w:spacing w:before="0" w:beforeAutospacing="0" w:after="0" w:afterAutospacing="0" w:line="15" w:lineRule="atLeast"/>
+                  </w:pPr>
+                  <w:r>
+                    <w:rPr>
+                      <w:rFonts w:hint="default" w:ascii="Times New Roman" w:hAnsi="Times New Roman" w:cs="Times New Roman"/>
+                      <w:i w:val="0"/>
+                      <w:iCs w:val="0"/>
+                      <w:color w:val="000000"/>
+                      <w:sz w:val="20"/>
+                      <w:szCs w:val="20"/>
+                      <w:u w:val="none"/>
+                      <w:bdr w:val="none" w:color="auto" w:sz="0" w:space="0"/>
+                      <w:vertAlign w:val="baseline"/>
+                    </w:rPr>
+                    <w:t>V+</w:t>
+                  </w:r>
+                </w:p>
+              </w:tc>
+            </w:tr>
+            <w:tr>
+              <w:tblPrEx>
+                <w:tblBorders>
+                  <w:top w:val="none" w:color="auto" w:sz="0" w:space="0"/>
+                  <w:left w:val="none" w:color="auto" w:sz="0" w:space="0"/>
+                  <w:bottom w:val="none" w:color="auto" w:sz="0" w:space="0"/>
+                  <w:right w:val="none" w:color="auto" w:sz="0" w:space="0"/>
+                  <w:insideH w:val="none" w:color="auto" w:sz="0" w:space="0"/>
+                  <w:insideV w:val="none" w:color="auto" w:sz="0" w:space="0"/>
+                </w:tblBorders>
+                <w:shd w:val="clear"/>
+                <w:tblCellMar>
+                  <w:top w:w="15" w:type="dxa"/>
+                  <w:left w:w="15" w:type="dxa"/>
+                  <w:bottom w:w="15" w:type="dxa"/>
+                  <w:right w:w="15" w:type="dxa"/>
+                </w:tblCellMar>
+              </w:tblPrEx>
+              <w:trPr>
+                <w:trHeight w:val="0" w:hRule="atLeast"/>
+              </w:trPr>
+              <w:tc>
+                <w:tcPr>
+                  <w:tcW w:w="0" w:type="auto"/>
+                  <w:tcBorders>
+                    <w:top w:val="single" w:color="000000" w:sz="8" w:space="0"/>
+                    <w:left w:val="single" w:color="000000" w:sz="8" w:space="0"/>
+                    <w:bottom w:val="single" w:color="000000" w:sz="8" w:space="0"/>
+                    <w:right w:val="single" w:color="000000" w:sz="8" w:space="0"/>
+                  </w:tcBorders>
+                  <w:shd w:val="clear"/>
+                  <w:tcMar>
+                    <w:top w:w="100" w:type="dxa"/>
+                    <w:left w:w="100" w:type="dxa"/>
+                    <w:bottom w:w="100" w:type="dxa"/>
+                    <w:right w:w="100" w:type="dxa"/>
+                  </w:tcMar>
+                  <w:vAlign w:val="top"/>
+                </w:tcPr>
+                <w:p>
+                  <w:pPr>
+                    <w:pStyle w:val="4"/>
+                    <w:keepNext w:val="0"/>
+                    <w:keepLines w:val="0"/>
+                    <w:widowControl/>
+                    <w:suppressLineNumbers w:val="0"/>
+                    <w:bidi w:val="0"/>
+                    <w:spacing w:before="0" w:beforeAutospacing="0" w:after="0" w:afterAutospacing="0" w:line="15" w:lineRule="atLeast"/>
+                  </w:pPr>
+                  <w:r>
+                    <w:rPr>
+                      <w:rFonts w:hint="default" w:ascii="Times New Roman" w:hAnsi="Times New Roman" w:cs="Times New Roman"/>
+                      <w:i w:val="0"/>
+                      <w:iCs w:val="0"/>
+                      <w:color w:val="000000"/>
+                      <w:sz w:val="20"/>
+                      <w:szCs w:val="20"/>
+                      <w:u w:val="none"/>
+                      <w:bdr w:val="none" w:color="auto" w:sz="0" w:space="0"/>
+                      <w:vertAlign w:val="baseline"/>
+                    </w:rPr>
+                    <w:t>16=Power supply for B/L -</w:t>
+                  </w:r>
+                </w:p>
+              </w:tc>
+              <w:tc>
+                <w:tcPr>
+                  <w:tcW w:w="0" w:type="auto"/>
+                  <w:tcBorders>
+                    <w:top w:val="single" w:color="000000" w:sz="8" w:space="0"/>
+                    <w:left w:val="single" w:color="000000" w:sz="8" w:space="0"/>
+                    <w:bottom w:val="single" w:color="000000" w:sz="8" w:space="0"/>
+                    <w:right w:val="single" w:color="000000" w:sz="8" w:space="0"/>
+                  </w:tcBorders>
+                  <w:shd w:val="clear"/>
+                  <w:tcMar>
+                    <w:top w:w="100" w:type="dxa"/>
+                    <w:left w:w="100" w:type="dxa"/>
+                    <w:bottom w:w="100" w:type="dxa"/>
+                    <w:right w:w="100" w:type="dxa"/>
+                  </w:tcMar>
+                  <w:vAlign w:val="top"/>
+                </w:tcPr>
+                <w:p>
+                  <w:pPr>
+                    <w:pStyle w:val="4"/>
+                    <w:keepNext w:val="0"/>
+                    <w:keepLines w:val="0"/>
+                    <w:widowControl/>
+                    <w:suppressLineNumbers w:val="0"/>
+                    <w:bidi w:val="0"/>
+                    <w:spacing w:before="0" w:beforeAutospacing="0" w:after="0" w:afterAutospacing="0" w:line="15" w:lineRule="atLeast"/>
+                  </w:pPr>
+                  <w:r>
+                    <w:rPr>
+                      <w:rFonts w:hint="default" w:ascii="Times New Roman" w:hAnsi="Times New Roman" w:cs="Times New Roman"/>
+                      <w:i w:val="0"/>
+                      <w:iCs w:val="0"/>
+                      <w:color w:val="000000"/>
+                      <w:sz w:val="20"/>
+                      <w:szCs w:val="20"/>
+                      <w:u w:val="none"/>
+                      <w:bdr w:val="none" w:color="auto" w:sz="0" w:space="0"/>
+                      <w:vertAlign w:val="baseline"/>
+                    </w:rPr>
+                    <w:t>V-</w:t>
+                  </w:r>
+                </w:p>
+              </w:tc>
+            </w:tr>
+          </w:tbl>
+          <w:p>
+            <w:pPr>
+              <w:keepNext w:val="0"/>
+              <w:keepLines w:val="0"/>
+              <w:widowControl/>
+              <w:suppressLineNumbers w:val="0"/>
+              <w:jc w:val="left"/>
+            </w:pPr>
+          </w:p>
+        </w:tc>
+        <w:tc>
+          <w:tcPr>
+            <w:tcW w:w="0" w:type="auto"/>
+            <w:tcBorders>
+              <w:top w:val="single" w:color="000000" w:sz="8" w:space="0"/>
+              <w:left w:val="single" w:color="000000" w:sz="8" w:space="0"/>
+              <w:bottom w:val="single" w:color="000000" w:sz="8" w:space="0"/>
+              <w:right w:val="single" w:color="000000" w:sz="8" w:space="0"/>
+            </w:tcBorders>
+            <w:shd w:val="clear"/>
+            <w:tcMar>
+              <w:top w:w="100" w:type="dxa"/>
+              <w:left w:w="100" w:type="dxa"/>
+              <w:bottom w:w="100" w:type="dxa"/>
+              <w:right w:w="100" w:type="dxa"/>
+            </w:tcMar>
+            <w:vAlign w:val="top"/>
+          </w:tcPr>
+          <w:p>
+            <w:pPr>
+              <w:pStyle w:val="4"/>
+              <w:keepNext w:val="0"/>
+              <w:keepLines w:val="0"/>
+              <w:widowControl/>
+              <w:suppressLineNumbers w:val="0"/>
+              <w:bidi w:val="0"/>
+              <w:spacing w:before="0" w:beforeAutospacing="0" w:after="0" w:afterAutospacing="0" w:line="15" w:lineRule="atLeast"/>
+            </w:pPr>
+            <w:r>
+              <w:rPr>
+                <w:rFonts w:hint="default" w:ascii="Times New Roman" w:hAnsi="Times New Roman" w:cs="Times New Roman"/>
+                <w:b/>
+                <w:bCs/>
+                <w:i w:val="0"/>
+                <w:iCs w:val="0"/>
+                <w:color w:val="000000"/>
+                <w:sz w:val="20"/>
+                <w:szCs w:val="20"/>
+                <w:u w:val="none"/>
+                <w:bdr w:val="none" w:color="auto" w:sz="0" w:space="0"/>
+                <w:vertAlign w:val="baseline"/>
+              </w:rPr>
+              <w:t>Pines</w:t>
+            </w:r>
+          </w:p>
+          <w:p>
+            <w:pPr>
+              <w:pStyle w:val="4"/>
+              <w:keepNext w:val="0"/>
+              <w:keepLines w:val="0"/>
+              <w:widowControl/>
+              <w:suppressLineNumbers w:val="0"/>
+              <w:bidi w:val="0"/>
+              <w:spacing w:before="0" w:beforeAutospacing="0" w:after="0" w:afterAutospacing="0" w:line="15" w:lineRule="atLeast"/>
+            </w:pPr>
+            <w:r>
+              <w:rPr>
+                <w:rFonts w:hint="default" w:ascii="Times New Roman" w:hAnsi="Times New Roman" w:cs="Times New Roman"/>
+                <w:i w:val="0"/>
+                <w:iCs w:val="0"/>
+                <w:color w:val="000000"/>
+                <w:sz w:val="20"/>
+                <w:szCs w:val="20"/>
+                <w:u w:val="none"/>
+                <w:bdr w:val="none" w:color="auto" w:sz="0" w:space="0"/>
+                <w:vertAlign w:val="baseline"/>
+              </w:rPr>
+              <w:t>Gnd=ground</w:t>
+            </w:r>
+          </w:p>
+          <w:p>
+            <w:pPr>
+              <w:pStyle w:val="4"/>
+              <w:keepNext w:val="0"/>
+              <w:keepLines w:val="0"/>
+              <w:widowControl/>
+              <w:suppressLineNumbers w:val="0"/>
+              <w:bidi w:val="0"/>
+              <w:spacing w:before="0" w:beforeAutospacing="0" w:after="0" w:afterAutospacing="0" w:line="15" w:lineRule="atLeast"/>
+            </w:pPr>
+            <w:r>
+              <w:rPr>
+                <w:rFonts w:hint="default" w:ascii="Times New Roman" w:hAnsi="Times New Roman" w:cs="Times New Roman"/>
+                <w:i w:val="0"/>
+                <w:iCs w:val="0"/>
+                <w:color w:val="000000"/>
+                <w:sz w:val="20"/>
+                <w:szCs w:val="20"/>
+                <w:u w:val="none"/>
+                <w:bdr w:val="none" w:color="auto" w:sz="0" w:space="0"/>
+                <w:vertAlign w:val="baseline"/>
+              </w:rPr>
+              <w:t>Vcc= supply Voltage for logic 5 V</w:t>
+            </w:r>
+          </w:p>
+          <w:p>
+            <w:pPr>
+              <w:pStyle w:val="4"/>
+              <w:keepNext w:val="0"/>
+              <w:keepLines w:val="0"/>
+              <w:widowControl/>
+              <w:suppressLineNumbers w:val="0"/>
+              <w:bidi w:val="0"/>
+              <w:spacing w:before="0" w:beforeAutospacing="0" w:after="0" w:afterAutospacing="0" w:line="15" w:lineRule="atLeast"/>
+            </w:pPr>
+            <w:r>
+              <w:rPr>
+                <w:rFonts w:hint="default" w:ascii="Times New Roman" w:hAnsi="Times New Roman" w:cs="Times New Roman"/>
+                <w:i w:val="0"/>
+                <w:iCs w:val="0"/>
+                <w:color w:val="000000"/>
+                <w:sz w:val="20"/>
+                <w:szCs w:val="20"/>
+                <w:u w:val="none"/>
+                <w:bdr w:val="none" w:color="auto" w:sz="0" w:space="0"/>
+                <w:vertAlign w:val="baseline"/>
+              </w:rPr>
+              <w:t>SDA= I2C data</w:t>
+            </w:r>
+          </w:p>
+          <w:p>
+            <w:pPr>
+              <w:pStyle w:val="4"/>
+              <w:keepNext w:val="0"/>
+              <w:keepLines w:val="0"/>
+              <w:widowControl/>
+              <w:suppressLineNumbers w:val="0"/>
+              <w:bidi w:val="0"/>
+              <w:spacing w:before="0" w:beforeAutospacing="0" w:after="0" w:afterAutospacing="0" w:line="15" w:lineRule="atLeast"/>
+            </w:pPr>
+            <w:r>
+              <w:rPr>
+                <w:rFonts w:hint="default" w:ascii="Times New Roman" w:hAnsi="Times New Roman" w:cs="Times New Roman"/>
+                <w:i w:val="0"/>
+                <w:iCs w:val="0"/>
+                <w:color w:val="000000"/>
+                <w:sz w:val="20"/>
+                <w:szCs w:val="20"/>
+                <w:u w:val="none"/>
+                <w:bdr w:val="none" w:color="auto" w:sz="0" w:space="0"/>
+                <w:vertAlign w:val="baseline"/>
+              </w:rPr>
+              <w:t>SDA= I2C clock</w:t>
+            </w:r>
+          </w:p>
+          <w:p>
+            <w:pPr>
+              <w:keepNext w:val="0"/>
+              <w:keepLines w:val="0"/>
+              <w:widowControl/>
+              <w:suppressLineNumbers w:val="0"/>
+              <w:bidi w:val="0"/>
+              <w:jc w:val="left"/>
+              <w:textAlignment w:val="top"/>
+            </w:pPr>
+          </w:p>
+          <w:p>
+            <w:pPr>
+              <w:pStyle w:val="4"/>
+              <w:keepNext w:val="0"/>
+              <w:keepLines w:val="0"/>
+              <w:widowControl/>
+              <w:suppressLineNumbers w:val="0"/>
+              <w:bidi w:val="0"/>
+              <w:spacing w:before="0" w:beforeAutospacing="0" w:after="0" w:afterAutospacing="0" w:line="15" w:lineRule="atLeast"/>
+            </w:pPr>
+            <w:r>
+              <w:rPr>
+                <w:rFonts w:hint="default" w:ascii="Times New Roman" w:hAnsi="Times New Roman" w:cs="Times New Roman"/>
+                <w:b/>
+                <w:bCs/>
+                <w:i w:val="0"/>
+                <w:iCs w:val="0"/>
+                <w:color w:val="000000"/>
+                <w:sz w:val="20"/>
+                <w:szCs w:val="20"/>
+                <w:u w:val="none"/>
+                <w:bdr w:val="none" w:color="auto" w:sz="0" w:space="0"/>
+                <w:vertAlign w:val="baseline"/>
+              </w:rPr>
+              <w:t>conexión</w:t>
+            </w:r>
+          </w:p>
+          <w:p>
+            <w:pPr>
+              <w:pStyle w:val="4"/>
+              <w:keepNext w:val="0"/>
+              <w:keepLines w:val="0"/>
+              <w:widowControl/>
+              <w:suppressLineNumbers w:val="0"/>
+              <w:bidi w:val="0"/>
+              <w:spacing w:before="0" w:beforeAutospacing="0" w:after="0" w:afterAutospacing="0" w:line="15" w:lineRule="atLeast"/>
+            </w:pPr>
+            <w:r>
+              <w:rPr>
+                <w:rFonts w:hint="default" w:ascii="Times New Roman" w:hAnsi="Times New Roman" w:cs="Times New Roman"/>
+                <w:i w:val="0"/>
+                <w:iCs w:val="0"/>
+                <w:color w:val="000000"/>
+                <w:sz w:val="20"/>
+                <w:szCs w:val="20"/>
+                <w:u w:val="none"/>
+                <w:bdr w:val="none" w:color="auto" w:sz="0" w:space="0"/>
+                <w:vertAlign w:val="baseline"/>
+              </w:rPr>
+              <w:t>Gnd=V-</w:t>
+            </w:r>
+          </w:p>
+          <w:p>
+            <w:pPr>
+              <w:pStyle w:val="4"/>
+              <w:keepNext w:val="0"/>
+              <w:keepLines w:val="0"/>
+              <w:widowControl/>
+              <w:suppressLineNumbers w:val="0"/>
+              <w:bidi w:val="0"/>
+              <w:spacing w:before="0" w:beforeAutospacing="0" w:after="0" w:afterAutospacing="0" w:line="15" w:lineRule="atLeast"/>
+            </w:pPr>
+            <w:r>
+              <w:rPr>
+                <w:rFonts w:hint="default" w:ascii="Times New Roman" w:hAnsi="Times New Roman" w:cs="Times New Roman"/>
+                <w:i w:val="0"/>
+                <w:iCs w:val="0"/>
+                <w:color w:val="000000"/>
+                <w:sz w:val="20"/>
+                <w:szCs w:val="20"/>
+                <w:u w:val="none"/>
+                <w:bdr w:val="none" w:color="auto" w:sz="0" w:space="0"/>
+                <w:vertAlign w:val="baseline"/>
+              </w:rPr>
+              <w:t>Vcc=V+</w:t>
+            </w:r>
+          </w:p>
+          <w:p>
+            <w:pPr>
+              <w:pStyle w:val="4"/>
+              <w:keepNext w:val="0"/>
+              <w:keepLines w:val="0"/>
+              <w:widowControl/>
+              <w:suppressLineNumbers w:val="0"/>
+              <w:bidi w:val="0"/>
+              <w:spacing w:before="0" w:beforeAutospacing="0" w:after="0" w:afterAutospacing="0" w:line="15" w:lineRule="atLeast"/>
+            </w:pPr>
+            <w:r>
+              <w:rPr>
+                <w:rFonts w:hint="default" w:ascii="Times New Roman" w:hAnsi="Times New Roman" w:cs="Times New Roman"/>
+                <w:i w:val="0"/>
+                <w:iCs w:val="0"/>
+                <w:color w:val="000000"/>
+                <w:sz w:val="20"/>
+                <w:szCs w:val="20"/>
+                <w:u w:val="none"/>
+                <w:bdr w:val="none" w:color="auto" w:sz="0" w:space="0"/>
+                <w:vertAlign w:val="baseline"/>
+              </w:rPr>
+              <w:t>SDA= A4</w:t>
+            </w:r>
+          </w:p>
+          <w:p>
+            <w:pPr>
+              <w:pStyle w:val="4"/>
+              <w:keepNext w:val="0"/>
+              <w:keepLines w:val="0"/>
+              <w:widowControl/>
+              <w:suppressLineNumbers w:val="0"/>
+              <w:bidi w:val="0"/>
+              <w:spacing w:before="0" w:beforeAutospacing="0" w:after="0" w:afterAutospacing="0" w:line="15" w:lineRule="atLeast"/>
+            </w:pPr>
+            <w:r>
+              <w:rPr>
+                <w:rFonts w:hint="default" w:ascii="Times New Roman" w:hAnsi="Times New Roman" w:cs="Times New Roman"/>
+                <w:i w:val="0"/>
+                <w:iCs w:val="0"/>
+                <w:color w:val="000000"/>
+                <w:sz w:val="20"/>
+                <w:szCs w:val="20"/>
+                <w:u w:val="none"/>
+                <w:bdr w:val="none" w:color="auto" w:sz="0" w:space="0"/>
+                <w:vertAlign w:val="baseline"/>
+              </w:rPr>
+              <w:t>SDA= A5</w:t>
+            </w:r>
+          </w:p>
+        </w:tc>
+      </w:tr>
+      <w:tr>
+        <w:tblPrEx>
+          <w:tblBorders>
+            <w:top w:val="none" w:color="auto" w:sz="0" w:space="0"/>
+            <w:left w:val="none" w:color="auto" w:sz="0" w:space="0"/>
+            <w:bottom w:val="none" w:color="auto" w:sz="0" w:space="0"/>
+            <w:right w:val="none" w:color="auto" w:sz="0" w:space="0"/>
+            <w:insideH w:val="none" w:color="auto" w:sz="0" w:space="0"/>
+            <w:insideV w:val="none" w:color="auto" w:sz="0" w:space="0"/>
+          </w:tblBorders>
+          <w:shd w:val="clear"/>
+          <w:tblCellMar>
+            <w:top w:w="15" w:type="dxa"/>
+            <w:left w:w="15" w:type="dxa"/>
+            <w:bottom w:w="15" w:type="dxa"/>
+            <w:right w:w="15" w:type="dxa"/>
+          </w:tblCellMar>
+        </w:tblPrEx>
+        <w:trPr>
+          <w:trHeight w:val="0" w:hRule="atLeast"/>
+        </w:trPr>
+        <w:tc>
+          <w:tcPr>
+            <w:tcW w:w="0" w:type="auto"/>
+            <w:tcBorders>
+              <w:top w:val="single" w:color="000000" w:sz="8" w:space="0"/>
+              <w:left w:val="single" w:color="000000" w:sz="8" w:space="0"/>
+              <w:bottom w:val="single" w:color="000000" w:sz="8" w:space="0"/>
+              <w:right w:val="single" w:color="000000" w:sz="8" w:space="0"/>
+            </w:tcBorders>
+            <w:shd w:val="clear"/>
+            <w:tcMar>
+              <w:top w:w="100" w:type="dxa"/>
+              <w:left w:w="100" w:type="dxa"/>
+              <w:bottom w:w="100" w:type="dxa"/>
+              <w:right w:w="100" w:type="dxa"/>
+            </w:tcMar>
+            <w:vAlign w:val="top"/>
+          </w:tcPr>
+          <w:p>
+            <w:pPr>
+              <w:pStyle w:val="4"/>
+              <w:keepNext w:val="0"/>
+              <w:keepLines w:val="0"/>
+              <w:widowControl/>
+              <w:suppressLineNumbers w:val="0"/>
+              <w:bidi w:val="0"/>
+              <w:spacing w:before="0" w:beforeAutospacing="0" w:after="0" w:afterAutospacing="0" w:line="15" w:lineRule="atLeast"/>
+            </w:pPr>
+            <w:r>
+              <w:rPr>
+                <w:rFonts w:hint="default" w:ascii="Times New Roman" w:hAnsi="Times New Roman" w:cs="Times New Roman"/>
+                <w:i w:val="0"/>
+                <w:iCs w:val="0"/>
+                <w:color w:val="000000"/>
+                <w:sz w:val="20"/>
+                <w:szCs w:val="20"/>
+                <w:u w:val="none"/>
+                <w:bdr w:val="none" w:color="auto" w:sz="0" w:space="0"/>
+                <w:vertAlign w:val="baseline"/>
+              </w:rPr>
+              <w:t>-Este tipo de pantalla requiere de la conexión de un potenciómetro para regular la iluminación de fondo,</w:t>
+            </w:r>
+          </w:p>
+          <w:p>
+            <w:pPr>
+              <w:pStyle w:val="4"/>
+              <w:keepNext w:val="0"/>
+              <w:keepLines w:val="0"/>
+              <w:widowControl/>
+              <w:suppressLineNumbers w:val="0"/>
+              <w:bidi w:val="0"/>
+              <w:spacing w:before="0" w:beforeAutospacing="0" w:after="0" w:afterAutospacing="0" w:line="15" w:lineRule="atLeast"/>
+            </w:pPr>
+            <w:r>
+              <w:rPr>
+                <w:rFonts w:hint="default" w:ascii="Times New Roman" w:hAnsi="Times New Roman" w:cs="Times New Roman"/>
+                <w:i w:val="0"/>
+                <w:iCs w:val="0"/>
+                <w:color w:val="000000"/>
+                <w:sz w:val="20"/>
+                <w:szCs w:val="20"/>
+                <w:u w:val="none"/>
+                <w:bdr w:val="none" w:color="auto" w:sz="0" w:space="0"/>
+                <w:vertAlign w:val="baseline"/>
+              </w:rPr>
+              <w:t>-Al programar se establece los pines acorde a la librería</w:t>
+            </w:r>
+          </w:p>
+          <w:p>
+            <w:pPr>
+              <w:pStyle w:val="4"/>
+              <w:keepNext w:val="0"/>
+              <w:keepLines w:val="0"/>
+              <w:widowControl/>
+              <w:suppressLineNumbers w:val="0"/>
+              <w:bidi w:val="0"/>
+              <w:spacing w:before="0" w:beforeAutospacing="0" w:after="0" w:afterAutospacing="0" w:line="15" w:lineRule="atLeast"/>
+            </w:pPr>
+            <w:r>
+              <w:rPr>
+                <w:rFonts w:hint="default" w:ascii="Times New Roman" w:hAnsi="Times New Roman" w:cs="Times New Roman"/>
+                <w:i w:val="0"/>
+                <w:iCs w:val="0"/>
+                <w:color w:val="000000"/>
+                <w:sz w:val="20"/>
+                <w:szCs w:val="20"/>
+                <w:u w:val="none"/>
+                <w:bdr w:val="none" w:color="auto" w:sz="0" w:space="0"/>
+                <w:vertAlign w:val="baseline"/>
+              </w:rPr>
+              <w:t>-requiere de varios pines</w:t>
+            </w:r>
+          </w:p>
+        </w:tc>
+        <w:tc>
+          <w:tcPr>
+            <w:tcW w:w="0" w:type="auto"/>
+            <w:tcBorders>
+              <w:top w:val="single" w:color="000000" w:sz="8" w:space="0"/>
+              <w:left w:val="single" w:color="000000" w:sz="8" w:space="0"/>
+              <w:bottom w:val="single" w:color="000000" w:sz="8" w:space="0"/>
+              <w:right w:val="single" w:color="000000" w:sz="8" w:space="0"/>
+            </w:tcBorders>
+            <w:shd w:val="clear"/>
+            <w:tcMar>
+              <w:top w:w="100" w:type="dxa"/>
+              <w:left w:w="100" w:type="dxa"/>
+              <w:bottom w:w="100" w:type="dxa"/>
+              <w:right w:w="100" w:type="dxa"/>
+            </w:tcMar>
+            <w:vAlign w:val="top"/>
+          </w:tcPr>
+          <w:p>
+            <w:pPr>
+              <w:pStyle w:val="4"/>
+              <w:keepNext w:val="0"/>
+              <w:keepLines w:val="0"/>
+              <w:widowControl/>
+              <w:suppressLineNumbers w:val="0"/>
+              <w:bidi w:val="0"/>
+              <w:spacing w:before="0" w:beforeAutospacing="0" w:after="0" w:afterAutospacing="0" w:line="15" w:lineRule="atLeast"/>
+            </w:pPr>
+            <w:r>
+              <w:rPr>
+                <w:rFonts w:hint="default" w:ascii="Times New Roman" w:hAnsi="Times New Roman" w:cs="Times New Roman"/>
+                <w:i w:val="0"/>
+                <w:iCs w:val="0"/>
+                <w:color w:val="000000"/>
+                <w:sz w:val="20"/>
+                <w:szCs w:val="20"/>
+                <w:u w:val="none"/>
+                <w:bdr w:val="none" w:color="auto" w:sz="0" w:space="0"/>
+                <w:vertAlign w:val="baseline"/>
+              </w:rPr>
+              <w:t>-el módulo permite la reducción de los pines gracias al protocolo de comunicación I2C, -tiene integrado el potenciómetro para la regulación de la luz de fondo.</w:t>
+            </w:r>
+          </w:p>
+          <w:p>
+            <w:pPr>
+              <w:pStyle w:val="4"/>
+              <w:keepNext w:val="0"/>
+              <w:keepLines w:val="0"/>
+              <w:widowControl/>
+              <w:suppressLineNumbers w:val="0"/>
+              <w:bidi w:val="0"/>
+              <w:spacing w:before="0" w:beforeAutospacing="0" w:after="0" w:afterAutospacing="0" w:line="15" w:lineRule="atLeast"/>
+            </w:pPr>
+            <w:r>
+              <w:rPr>
+                <w:rFonts w:hint="default" w:ascii="Times New Roman" w:hAnsi="Times New Roman" w:cs="Times New Roman"/>
+                <w:i w:val="0"/>
+                <w:iCs w:val="0"/>
+                <w:color w:val="000000"/>
+                <w:sz w:val="20"/>
+                <w:szCs w:val="20"/>
+                <w:u w:val="none"/>
+                <w:bdr w:val="none" w:color="auto" w:sz="0" w:space="0"/>
+                <w:vertAlign w:val="baseline"/>
+              </w:rPr>
+              <w:t>-se conecta exclusivamente en los pines indicados</w:t>
+            </w:r>
+          </w:p>
+        </w:tc>
+      </w:tr>
+    </w:tbl>
+    <w:p>
+      <w:pPr>
+        <w:keepNext w:val="0"/>
+        <w:keepLines w:val="0"/>
+        <w:widowControl/>
+        <w:suppressLineNumbers w:val="0"/>
+        <w:jc w:val="left"/>
+      </w:pPr>
+    </w:p>
+    <w:p>
+      <w:pPr>
+        <w:pStyle w:val="4"/>
+        <w:keepNext w:val="0"/>
+        <w:keepLines w:val="0"/>
+        <w:widowControl/>
+        <w:suppressLineNumbers w:val="0"/>
+        <w:bidi w:val="0"/>
+        <w:spacing w:before="0" w:beforeAutospacing="0" w:after="0" w:afterAutospacing="0" w:line="30" w:lineRule="atLeast"/>
+        <w:ind w:left="0" w:firstLine="700"/>
+      </w:pPr>
+      <w:r>
+        <w:rPr>
+          <w:rFonts w:hint="default" w:ascii="Times New Roman" w:hAnsi="Times New Roman" w:cs="Times New Roman"/>
+          <w:i w:val="0"/>
+          <w:iCs w:val="0"/>
+          <w:color w:val="000000"/>
+          <w:sz w:val="24"/>
+          <w:szCs w:val="24"/>
+          <w:u w:val="none"/>
+          <w:vertAlign w:val="baseline"/>
+        </w:rPr>
+        <w:t>Debido a que el prototipo requiere de varios módulos lo más práctico es usar el módulo para no usar tantos pines en el microcontrolador.</w:t>
+      </w:r>
+    </w:p>
+    <w:p>
+      <w:pPr>
+        <w:keepNext w:val="0"/>
+        <w:keepLines w:val="0"/>
+        <w:widowControl/>
+        <w:suppressLineNumbers w:val="0"/>
+        <w:jc w:val="left"/>
+      </w:pPr>
+    </w:p>
+    <w:p/>
     <w:sectPr>
       <w:pgSz w:w="11906" w:h="16838"/>
       <w:pgMar w:top="1440" w:right="1800" w:bottom="1440" w:left="1800" w:header="720" w:footer="720" w:gutter="0"/>
